--- a/FinML/Homework/HW-2.docx
+++ b/FinML/Homework/HW-2.docx
@@ -1,36 +1,38 @@
 
 <file path=word/document.xml><?xml version="1.0" encoding="utf-8"?>
-<w:document xmlns:wpc="http://schemas.microsoft.com/office/word/2010/wordprocessingCanvas" xmlns:mc="http://schemas.openxmlformats.org/markup-compatibility/2006" xmlns:o="urn:schemas-microsoft-com:office:office" xmlns:r="http://schemas.openxmlformats.org/officeDocument/2006/relationships" xmlns:m="http://schemas.openxmlformats.org/officeDocument/2006/math" xmlns:v="urn:schemas-microsoft-com:vml" xmlns:wp14="http://schemas.microsoft.com/office/word/2010/wordprocessingDrawing" xmlns:wp="http://schemas.openxmlformats.org/drawingml/2006/wordprocessingDrawing" xmlns:w10="urn:schemas-microsoft-com:office:word" xmlns:w="http://schemas.openxmlformats.org/wordprocessingml/2006/main" xmlns:w14="http://schemas.microsoft.com/office/word/2010/wordml" xmlns:wpg="http://schemas.microsoft.com/office/word/2010/wordprocessingGroup" xmlns:wpi="http://schemas.microsoft.com/office/word/2010/wordprocessingInk" xmlns:wne="http://schemas.microsoft.com/office/word/2006/wordml" xmlns:wps="http://schemas.microsoft.com/office/word/2010/wordprocessingShape" mc:Ignorable="w14 wp14">
+<w:document xmlns:wpc="http://schemas.microsoft.com/office/word/2010/wordprocessingCanvas" xmlns:cx="http://schemas.microsoft.com/office/drawing/2014/chartex" xmlns:cx1="http://schemas.microsoft.com/office/drawing/2015/9/8/chartex" xmlns:cx2="http://schemas.microsoft.com/office/drawing/2015/10/21/chartex" xmlns:cx3="http://schemas.microsoft.com/office/drawing/2016/5/9/chartex" xmlns:cx4="http://schemas.microsoft.com/office/drawing/2016/5/10/chartex" xmlns:cx5="http://schemas.microsoft.com/office/drawing/2016/5/11/chartex" xmlns:cx6="http://schemas.microsoft.com/office/drawing/2016/5/12/chartex" xmlns:cx7="http://schemas.microsoft.com/office/drawing/2016/5/13/chartex" xmlns:cx8="http://schemas.microsoft.com/office/drawing/2016/5/14/chartex" xmlns:mc="http://schemas.openxmlformats.org/markup-compatibility/2006" xmlns:aink="http://schemas.microsoft.com/office/drawing/2016/ink" xmlns:am3d="http://schemas.microsoft.com/office/drawing/2017/model3d" xmlns:o="urn:schemas-microsoft-com:office:office" xmlns:r="http://schemas.openxmlformats.org/officeDocument/2006/relationships" xmlns:m="http://schemas.openxmlformats.org/officeDocument/2006/math" xmlns:v="urn:schemas-microsoft-com:vml" xmlns:wp14="http://schemas.microsoft.com/office/word/2010/wordprocessingDrawing" xmlns:wp="http://schemas.openxmlformats.org/drawingml/2006/wordprocessingDrawing" xmlns:w10="urn:schemas-microsoft-com:office:word" xmlns:w="http://schemas.openxmlformats.org/wordprocessingml/2006/main" xmlns:w14="http://schemas.microsoft.com/office/word/2010/wordml" xmlns:w15="http://schemas.microsoft.com/office/word/2012/wordml" xmlns:w16cex="http://schemas.microsoft.com/office/word/2018/wordml/cex" xmlns:w16cid="http://schemas.microsoft.com/office/word/2016/wordml/cid" xmlns:w16="http://schemas.microsoft.com/office/word/2018/wordml" xmlns:w16sdtdh="http://schemas.microsoft.com/office/word/2020/wordml/sdtdatahash" xmlns:w16se="http://schemas.microsoft.com/office/word/2015/wordml/symex" xmlns:wpg="http://schemas.microsoft.com/office/word/2010/wordprocessingGroup" xmlns:wpi="http://schemas.microsoft.com/office/word/2010/wordprocessingInk" xmlns:wne="http://schemas.microsoft.com/office/word/2006/wordml" xmlns:wps="http://schemas.microsoft.com/office/word/2010/wordprocessingShape" mc:Ignorable="w14 w15 w16se w16cid w16 w16cex w16sdtdh wp14">
   <w:body>
     <w:p>
       <w:pPr>
-        <w:pStyle w:val="a4"/>
-        <w:ind w:firstLine="0"/>
-        <w:jc w:val="center"/>
-        <w:rPr>
-          <w:rFonts w:ascii="Times New Roman" w:hAnsi="Times New Roman" w:cs="Times New Roman"/>
+        <w:pStyle w:val="Heading1"/>
+        <w:rPr>
           <w:b/>
           <w:bCs/>
-          <w:color w:val="000000" w:themeColor="text1"/>
-          <w:sz w:val="24"/>
-          <w:szCs w:val="24"/>
-        </w:rPr>
-      </w:pPr>
-      <w:r>
-        <w:rPr>
-          <w:rFonts w:ascii="Times New Roman" w:hAnsi="Times New Roman" w:cs="Times New Roman"/>
+          <w:i w:val="0"/>
+          <w:iCs w:val="0"/>
+          <w:spacing w:val="-10"/>
+          <w:kern w:val="28"/>
+          <w:sz w:val="24"/>
+          <w:szCs w:val="24"/>
+        </w:rPr>
+      </w:pPr>
+      <w:r>
+        <w:rPr>
           <w:b/>
           <w:bCs/>
-          <w:color w:val="000000" w:themeColor="text1"/>
-          <w:sz w:val="24"/>
-          <w:szCs w:val="24"/>
-        </w:rPr>
-        <w:t>Технический анализ</w:t>
+          <w:i w:val="0"/>
+          <w:iCs w:val="0"/>
+          <w:spacing w:val="-10"/>
+          <w:kern w:val="28"/>
+          <w:sz w:val="24"/>
+          <w:szCs w:val="24"/>
+        </w:rPr>
+        <w:t>Первая модель - учимся оценивать качество</w:t>
       </w:r>
     </w:p>
     <w:p>
       <w:pPr>
-        <w:pStyle w:val="1"/>
+        <w:pStyle w:val="Heading1"/>
         <w:rPr>
           <w:sz w:val="24"/>
           <w:szCs w:val="24"/>
@@ -110,21 +112,35 @@
           <w:sz w:val="24"/>
           <w:szCs w:val="24"/>
         </w:rPr>
-        <w:t>построении торговой стратегии на базе технического анализа</w:t>
-      </w:r>
-      <w:r>
-        <w:rPr>
-          <w:sz w:val="24"/>
-          <w:szCs w:val="24"/>
-        </w:rPr>
-        <w:t>.</w:t>
-      </w:r>
-      <w:r>
-        <w:rPr>
-          <w:sz w:val="24"/>
-          <w:szCs w:val="24"/>
-        </w:rPr>
-        <w:t xml:space="preserve"> Также вы построите первую модель оценки эффективности торговой стратегии.</w:t>
+        <w:t xml:space="preserve">построении торговой стратегии </w:t>
+      </w:r>
+      <w:r>
+        <w:rPr>
+          <w:sz w:val="24"/>
+          <w:szCs w:val="24"/>
+        </w:rPr>
+        <w:t>и</w:t>
+      </w:r>
+      <w:r>
+        <w:rPr>
+          <w:sz w:val="24"/>
+          <w:szCs w:val="24"/>
+        </w:rPr>
+        <w:t xml:space="preserve"> построите первую модель оценки</w:t>
+      </w:r>
+      <w:r>
+        <w:rPr>
+          <w:sz w:val="24"/>
+          <w:szCs w:val="24"/>
+        </w:rPr>
+        <w:t xml:space="preserve"> ее</w:t>
+      </w:r>
+      <w:r>
+        <w:rPr>
+          <w:sz w:val="24"/>
+          <w:szCs w:val="24"/>
+        </w:rPr>
+        <w:t xml:space="preserve"> эффективности.</w:t>
       </w:r>
     </w:p>
     <w:p>
@@ -138,7 +154,7 @@
     </w:p>
     <w:tbl>
       <w:tblPr>
-        <w:tblStyle w:val="a6"/>
+        <w:tblStyle w:val="TableGrid"/>
         <w:tblW w:w="0" w:type="auto"/>
         <w:tblLook w:val="04A0" w:firstRow="1" w:lastRow="0" w:firstColumn="1" w:lastColumn="0" w:noHBand="0" w:noVBand="1"/>
       </w:tblPr>
@@ -153,7 +169,7 @@
           </w:tcPr>
           <w:p>
             <w:pPr>
-              <w:pStyle w:val="a3"/>
+              <w:pStyle w:val="NormalWeb"/>
               <w:spacing w:line="276" w:lineRule="auto"/>
               <w:ind w:firstLine="0"/>
               <w:jc w:val="center"/>
@@ -162,12 +178,21 @@
                 <w:szCs w:val="24"/>
               </w:rPr>
             </w:pPr>
-            <w:r>
-              <w:rPr>
-                <w:sz w:val="24"/>
-                <w:szCs w:val="24"/>
-              </w:rPr>
-              <w:t xml:space="preserve">Уважаемый </w:t>
+            <w:proofErr w:type="spellStart"/>
+            <w:r>
+              <w:rPr>
+                <w:sz w:val="24"/>
+                <w:szCs w:val="24"/>
+              </w:rPr>
+              <w:t>Уважаемыи</w:t>
+            </w:r>
+            <w:proofErr w:type="spellEnd"/>
+            <w:r>
+              <w:rPr>
+                <w:sz w:val="24"/>
+                <w:szCs w:val="24"/>
+              </w:rPr>
+              <w:t xml:space="preserve">̆ </w:t>
             </w:r>
             <w:r>
               <w:rPr>
@@ -186,7 +211,7 @@
           </w:p>
           <w:p>
             <w:pPr>
-              <w:pStyle w:val="a3"/>
+              <w:pStyle w:val="NormalWeb"/>
               <w:spacing w:line="276" w:lineRule="auto"/>
               <w:rPr>
                 <w:sz w:val="24"/>
@@ -198,12 +223,26 @@
                 <w:sz w:val="24"/>
                 <w:szCs w:val="24"/>
               </w:rPr>
-              <w:t xml:space="preserve">…Итак, данные собраны и можно начинать анализ. Коллеги посоветовали вам выделить паттерны и на их основе построить торговую стратегию. </w:t>
+              <w:t xml:space="preserve">…Итак, данные собраны и можно начинать анализ. Коллеги посоветовали вам </w:t>
+            </w:r>
+            <w:r>
+              <w:rPr>
+                <w:sz w:val="24"/>
+                <w:szCs w:val="24"/>
+              </w:rPr>
+              <w:t>начать с простой отправной точки и постепенно улучшать вашу модель</w:t>
+            </w:r>
+            <w:r>
+              <w:rPr>
+                <w:sz w:val="24"/>
+                <w:szCs w:val="24"/>
+              </w:rPr>
+              <w:t xml:space="preserve">. </w:t>
             </w:r>
           </w:p>
           <w:p>
             <w:pPr>
-              <w:pStyle w:val="a3"/>
+              <w:pStyle w:val="NormalWeb"/>
               <w:spacing w:line="276" w:lineRule="auto"/>
               <w:rPr>
                 <w:sz w:val="24"/>
@@ -215,89 +254,71 @@
                 <w:sz w:val="24"/>
                 <w:szCs w:val="24"/>
               </w:rPr>
-              <w:t>Вы решили посмотреть сначала самые просты</w:t>
-            </w:r>
-            <w:r>
-              <w:rPr>
-                <w:sz w:val="24"/>
-                <w:szCs w:val="24"/>
-              </w:rPr>
-              <w:t>е</w:t>
-            </w:r>
-            <w:r>
-              <w:rPr>
-                <w:sz w:val="24"/>
-                <w:szCs w:val="24"/>
-              </w:rPr>
-              <w:t xml:space="preserve"> паттерны на основе скользящих средних</w:t>
-            </w:r>
-            <w:r>
-              <w:rPr>
-                <w:sz w:val="24"/>
-                <w:szCs w:val="24"/>
-              </w:rPr>
-              <w:t xml:space="preserve"> и затем</w:t>
-            </w:r>
-            <w:r>
-              <w:rPr>
-                <w:sz w:val="24"/>
-                <w:szCs w:val="24"/>
-              </w:rPr>
-              <w:t xml:space="preserve"> дополнить </w:t>
-            </w:r>
-            <w:r>
-              <w:rPr>
-                <w:sz w:val="24"/>
-                <w:szCs w:val="24"/>
-              </w:rPr>
-              <w:t>их более сложными шаблонами, такими как паттерны разворота, прод</w:t>
-            </w:r>
-            <w:r>
-              <w:rPr>
-                <w:sz w:val="24"/>
-                <w:szCs w:val="24"/>
-              </w:rPr>
-              <w:t>олжения и свечного анализа. Так</w:t>
-            </w:r>
-            <w:r>
-              <w:rPr>
-                <w:sz w:val="24"/>
-                <w:szCs w:val="24"/>
-              </w:rPr>
-              <w:t>же вы понимаете, что нужен инструмент оценки эффективности и поскольку</w:t>
-            </w:r>
-            <w:r>
-              <w:rPr>
-                <w:sz w:val="24"/>
-                <w:szCs w:val="24"/>
-              </w:rPr>
-              <w:t>,</w:t>
-            </w:r>
-            <w:r>
-              <w:rPr>
-                <w:sz w:val="24"/>
-                <w:szCs w:val="24"/>
-              </w:rPr>
-              <w:t xml:space="preserve"> у вас уже есть данные прошлых периодов</w:t>
-            </w:r>
-            <w:r>
-              <w:rPr>
-                <w:sz w:val="24"/>
-                <w:szCs w:val="24"/>
-              </w:rPr>
-              <w:t>,</w:t>
-            </w:r>
-            <w:r>
-              <w:rPr>
-                <w:sz w:val="24"/>
-                <w:szCs w:val="24"/>
-              </w:rPr>
-              <w:t xml:space="preserve"> вы решаете создать инструмент оценки эффективности новой стратегии, пока у вас есть немного свободного времени.</w:t>
+              <w:t xml:space="preserve">Вы решили </w:t>
+            </w:r>
+            <w:r>
+              <w:rPr>
+                <w:sz w:val="24"/>
+                <w:szCs w:val="24"/>
+              </w:rPr>
+              <w:t>начать с классических моделей классификации на базе методов анализа временных рядов.</w:t>
             </w:r>
           </w:p>
           <w:p>
             <w:pPr>
-              <w:pStyle w:val="a3"/>
+              <w:pStyle w:val="NormalWeb"/>
+              <w:spacing w:line="276" w:lineRule="auto"/>
+              <w:rPr>
+                <w:sz w:val="24"/>
+                <w:szCs w:val="24"/>
+              </w:rPr>
+            </w:pPr>
+            <w:r>
+              <w:rPr>
+                <w:sz w:val="24"/>
+                <w:szCs w:val="24"/>
+              </w:rPr>
+              <w:t>Так</w:t>
+            </w:r>
+            <w:r>
+              <w:rPr>
+                <w:sz w:val="24"/>
+                <w:szCs w:val="24"/>
+              </w:rPr>
+              <w:t>же вы понимаете, что нужен инструмент оценки эффективности и поскольку</w:t>
+            </w:r>
+            <w:r>
+              <w:rPr>
+                <w:sz w:val="24"/>
+                <w:szCs w:val="24"/>
+              </w:rPr>
+              <w:t>,</w:t>
+            </w:r>
+            <w:r>
+              <w:rPr>
+                <w:sz w:val="24"/>
+                <w:szCs w:val="24"/>
+              </w:rPr>
+              <w:t xml:space="preserve"> у вас уже есть данные прошлых периодов</w:t>
+            </w:r>
+            <w:r>
+              <w:rPr>
+                <w:sz w:val="24"/>
+                <w:szCs w:val="24"/>
+              </w:rPr>
+              <w:t>,</w:t>
+            </w:r>
+            <w:r>
+              <w:rPr>
+                <w:sz w:val="24"/>
+                <w:szCs w:val="24"/>
+              </w:rPr>
+              <w:t xml:space="preserve"> вы решаете создать инструмент оценки эффективности новой стратегии, пока у вас есть немного свободного времени.</w:t>
+            </w:r>
+          </w:p>
+          <w:p>
+            <w:pPr>
+              <w:pStyle w:val="NormalWeb"/>
               <w:spacing w:line="276" w:lineRule="auto"/>
               <w:rPr>
                 <w:sz w:val="24"/>
@@ -390,7 +411,25 @@
           <w:sz w:val="24"/>
           <w:szCs w:val="24"/>
         </w:rPr>
-        <w:t>Вам предлагается на основе представленной информации:</w:t>
+        <w:t xml:space="preserve">Вам предлагается на основе </w:t>
+      </w:r>
+      <w:r>
+        <w:rPr>
+          <w:b/>
+          <w:bCs/>
+          <w:sz w:val="24"/>
+          <w:szCs w:val="24"/>
+        </w:rPr>
+        <w:t>представленной</w:t>
+      </w:r>
+      <w:r>
+        <w:rPr>
+          <w:b/>
+          <w:bCs/>
+          <w:sz w:val="24"/>
+          <w:szCs w:val="24"/>
+        </w:rPr>
+        <w:t xml:space="preserve"> информации:</w:t>
       </w:r>
     </w:p>
     <w:p>
@@ -525,8 +564,23 @@
           <w:sz w:val="24"/>
           <w:szCs w:val="24"/>
         </w:rPr>
-        <w:t xml:space="preserve">Построить одну или несколько моделей на основе паттернов технического анализа, которая будет принимать торговые решения по бумагам </w:t>
-      </w:r>
+        <w:t>Построить одну или несколько моделей</w:t>
+      </w:r>
+      <w:r>
+        <w:rPr>
+          <w:sz w:val="24"/>
+          <w:szCs w:val="24"/>
+        </w:rPr>
+        <w:t xml:space="preserve"> на основе классификации</w:t>
+      </w:r>
+      <w:r>
+        <w:rPr>
+          <w:sz w:val="24"/>
+          <w:szCs w:val="24"/>
+        </w:rPr>
+        <w:t xml:space="preserve">, которая будет принимать торговые решения по бумагам </w:t>
+      </w:r>
+      <w:proofErr w:type="spellStart"/>
       <w:r>
         <w:rPr>
           <w:sz w:val="24"/>
@@ -535,6 +589,7 @@
         </w:rPr>
         <w:t>SnP</w:t>
       </w:r>
+      <w:proofErr w:type="spellEnd"/>
       <w:r>
         <w:rPr>
           <w:sz w:val="24"/>
@@ -563,14 +618,7 @@
           <w:sz w:val="24"/>
           <w:szCs w:val="24"/>
         </w:rPr>
-        <w:t xml:space="preserve">3. </w:t>
-      </w:r>
-      <w:r>
-        <w:rPr>
-          <w:sz w:val="24"/>
-          <w:szCs w:val="24"/>
-        </w:rPr>
-        <w:t>Провести подбор гиперпараметров моделей с использованием обучающей и тестовой выборок.</w:t>
+        <w:t>3. Построить конвейер обратного тестирования полученной стратегии.</w:t>
       </w:r>
     </w:p>
     <w:p>
@@ -586,7 +634,21 @@
           <w:sz w:val="24"/>
           <w:szCs w:val="24"/>
         </w:rPr>
-        <w:t>4. Провести финальное тестирование построенных торговых стратегий на валидационном наборе данных и сравнить их между собой.</w:t>
+        <w:t>4</w:t>
+      </w:r>
+      <w:r>
+        <w:rPr>
+          <w:sz w:val="24"/>
+          <w:szCs w:val="24"/>
+        </w:rPr>
+        <w:t xml:space="preserve">. </w:t>
+      </w:r>
+      <w:r>
+        <w:rPr>
+          <w:sz w:val="24"/>
+          <w:szCs w:val="24"/>
+        </w:rPr>
+        <w:t>Провести подбор гиперпараметров моделей с использованием обучающей и тестовой выборок.</w:t>
       </w:r>
     </w:p>
     <w:p>
@@ -602,14 +664,14 @@
           <w:sz w:val="24"/>
           <w:szCs w:val="24"/>
         </w:rPr>
-        <w:t xml:space="preserve">5. Сформировать </w:t>
-      </w:r>
-      <w:r>
-        <w:rPr>
-          <w:sz w:val="24"/>
-          <w:szCs w:val="24"/>
-        </w:rPr>
-        <w:t>дашборд, показывающий эффективность различных стратегий во времени.</w:t>
+        <w:t>5</w:t>
+      </w:r>
+      <w:r>
+        <w:rPr>
+          <w:sz w:val="24"/>
+          <w:szCs w:val="24"/>
+        </w:rPr>
+        <w:t>. Провести финальное тестирование построенных торговых стратегий на валидационном наборе данных и сравнить их между собой.</w:t>
       </w:r>
     </w:p>
     <w:p>
@@ -620,6 +682,27 @@
           <w:szCs w:val="24"/>
         </w:rPr>
       </w:pPr>
+      <w:r>
+        <w:rPr>
+          <w:sz w:val="24"/>
+          <w:szCs w:val="24"/>
+        </w:rPr>
+        <w:t>6</w:t>
+      </w:r>
+      <w:r>
+        <w:rPr>
+          <w:sz w:val="24"/>
+          <w:szCs w:val="24"/>
+        </w:rPr>
+        <w:t xml:space="preserve">. Сформировать </w:t>
+      </w:r>
+      <w:r>
+        <w:rPr>
+          <w:sz w:val="24"/>
+          <w:szCs w:val="24"/>
+        </w:rPr>
+        <w:t>дашборд, показывающий эффективность различных стратегий во времени.</w:t>
+      </w:r>
     </w:p>
     <w:p>
       <w:pPr>
@@ -629,6 +712,15 @@
           <w:szCs w:val="24"/>
         </w:rPr>
       </w:pPr>
+    </w:p>
+    <w:p>
+      <w:pPr>
+        <w:spacing w:line="276" w:lineRule="auto"/>
+        <w:rPr>
+          <w:sz w:val="24"/>
+          <w:szCs w:val="24"/>
+        </w:rPr>
+      </w:pPr>
       <w:r>
         <w:rPr>
           <w:b/>
@@ -645,19 +737,8 @@
           <w:sz w:val="24"/>
           <w:szCs w:val="24"/>
         </w:rPr>
-        <w:t xml:space="preserve">того, чтобы вашу </w:t>
-      </w:r>
-      <w:r>
-        <w:rPr>
-          <w:b/>
-          <w:bCs/>
-          <w:sz w:val="24"/>
-          <w:szCs w:val="24"/>
-        </w:rPr>
-        <w:t xml:space="preserve">работу зачли </w:t>
-      </w:r>
-      <w:bookmarkStart w:id="0" w:name="_GoBack"/>
-      <w:bookmarkEnd w:id="0"/>
+        <w:t xml:space="preserve">того, чтобы вашу работу зачли </w:t>
+      </w:r>
       <w:r>
         <w:rPr>
           <w:sz w:val="24"/>
@@ -687,14 +768,42 @@
           <w:szCs w:val="24"/>
           <w:u w:val="single"/>
         </w:rPr>
-        <w:t>четыре</w:t>
-      </w:r>
-      <w:r>
-        <w:rPr>
-          <w:sz w:val="24"/>
-          <w:szCs w:val="24"/>
-        </w:rPr>
-        <w:t xml:space="preserve"> вышеприведенные задания. </w:t>
+        <w:t>пять</w:t>
+      </w:r>
+      <w:r>
+        <w:rPr>
+          <w:sz w:val="24"/>
+          <w:szCs w:val="24"/>
+        </w:rPr>
+        <w:t xml:space="preserve"> вышеприведенны</w:t>
+      </w:r>
+      <w:r>
+        <w:rPr>
+          <w:sz w:val="24"/>
+          <w:szCs w:val="24"/>
+        </w:rPr>
+        <w:t>х</w:t>
+      </w:r>
+      <w:r>
+        <w:rPr>
+          <w:sz w:val="24"/>
+          <w:szCs w:val="24"/>
+        </w:rPr>
+        <w:t xml:space="preserve"> задани</w:t>
+      </w:r>
+      <w:r>
+        <w:rPr>
+          <w:sz w:val="24"/>
+          <w:szCs w:val="24"/>
+        </w:rPr>
+        <w:t>й</w:t>
+      </w:r>
+      <w:r>
+        <w:rPr>
+          <w:sz w:val="24"/>
+          <w:szCs w:val="24"/>
+        </w:rPr>
+        <w:t xml:space="preserve">. </w:t>
       </w:r>
     </w:p>
     <w:p>
@@ -735,14 +844,13 @@
           <w:sz w:val="24"/>
           <w:szCs w:val="24"/>
         </w:rPr>
-        <w:lastRenderedPageBreak/>
         <w:t>Желаем успехов!</w:t>
       </w:r>
     </w:p>
     <w:sectPr>
-      <w:headerReference w:type="default" r:id="rId8"/>
-      <w:footerReference w:type="even" r:id="rId9"/>
-      <w:footerReference w:type="default" r:id="rId10"/>
+      <w:headerReference w:type="default" r:id="rId7"/>
+      <w:footerReference w:type="even" r:id="rId8"/>
+      <w:footerReference w:type="default" r:id="rId9"/>
       <w:pgSz w:w="12240" w:h="15840"/>
       <w:pgMar w:top="1440" w:right="1440" w:bottom="1440" w:left="1440" w:header="708" w:footer="708" w:gutter="0"/>
       <w:cols w:space="708"/>
@@ -753,7 +861,7 @@
 </file>
 
 <file path=word/endnotes.xml><?xml version="1.0" encoding="utf-8"?>
-<w:endnotes xmlns:wpc="http://schemas.microsoft.com/office/word/2010/wordprocessingCanvas" xmlns:mc="http://schemas.openxmlformats.org/markup-compatibility/2006" xmlns:o="urn:schemas-microsoft-com:office:office" xmlns:r="http://schemas.openxmlformats.org/officeDocument/2006/relationships" xmlns:m="http://schemas.openxmlformats.org/officeDocument/2006/math" xmlns:v="urn:schemas-microsoft-com:vml" xmlns:wp14="http://schemas.microsoft.com/office/word/2010/wordprocessingDrawing" xmlns:wp="http://schemas.openxmlformats.org/drawingml/2006/wordprocessingDrawing" xmlns:w10="urn:schemas-microsoft-com:office:word" xmlns:w="http://schemas.openxmlformats.org/wordprocessingml/2006/main" xmlns:w14="http://schemas.microsoft.com/office/word/2010/wordml" xmlns:wpg="http://schemas.microsoft.com/office/word/2010/wordprocessingGroup" xmlns:wpi="http://schemas.microsoft.com/office/word/2010/wordprocessingInk" xmlns:wne="http://schemas.microsoft.com/office/word/2006/wordml" xmlns:wps="http://schemas.microsoft.com/office/word/2010/wordprocessingShape" mc:Ignorable="w14 wp14">
+<w:endnotes xmlns:wpc="http://schemas.microsoft.com/office/word/2010/wordprocessingCanvas" xmlns:cx="http://schemas.microsoft.com/office/drawing/2014/chartex" xmlns:cx1="http://schemas.microsoft.com/office/drawing/2015/9/8/chartex" xmlns:cx2="http://schemas.microsoft.com/office/drawing/2015/10/21/chartex" xmlns:cx3="http://schemas.microsoft.com/office/drawing/2016/5/9/chartex" xmlns:cx4="http://schemas.microsoft.com/office/drawing/2016/5/10/chartex" xmlns:cx5="http://schemas.microsoft.com/office/drawing/2016/5/11/chartex" xmlns:cx6="http://schemas.microsoft.com/office/drawing/2016/5/12/chartex" xmlns:cx7="http://schemas.microsoft.com/office/drawing/2016/5/13/chartex" xmlns:cx8="http://schemas.microsoft.com/office/drawing/2016/5/14/chartex" xmlns:mc="http://schemas.openxmlformats.org/markup-compatibility/2006" xmlns:aink="http://schemas.microsoft.com/office/drawing/2016/ink" xmlns:am3d="http://schemas.microsoft.com/office/drawing/2017/model3d" xmlns:o="urn:schemas-microsoft-com:office:office" xmlns:r="http://schemas.openxmlformats.org/officeDocument/2006/relationships" xmlns:m="http://schemas.openxmlformats.org/officeDocument/2006/math" xmlns:v="urn:schemas-microsoft-com:vml" xmlns:wp14="http://schemas.microsoft.com/office/word/2010/wordprocessingDrawing" xmlns:wp="http://schemas.openxmlformats.org/drawingml/2006/wordprocessingDrawing" xmlns:w10="urn:schemas-microsoft-com:office:word" xmlns:w="http://schemas.openxmlformats.org/wordprocessingml/2006/main" xmlns:w14="http://schemas.microsoft.com/office/word/2010/wordml" xmlns:w15="http://schemas.microsoft.com/office/word/2012/wordml" xmlns:w16cex="http://schemas.microsoft.com/office/word/2018/wordml/cex" xmlns:w16cid="http://schemas.microsoft.com/office/word/2016/wordml/cid" xmlns:w16="http://schemas.microsoft.com/office/word/2018/wordml" xmlns:w16sdtdh="http://schemas.microsoft.com/office/word/2020/wordml/sdtdatahash" xmlns:w16se="http://schemas.microsoft.com/office/word/2015/wordml/symex" xmlns:wpg="http://schemas.microsoft.com/office/word/2010/wordprocessingGroup" xmlns:wpi="http://schemas.microsoft.com/office/word/2010/wordprocessingInk" xmlns:wne="http://schemas.microsoft.com/office/word/2006/wordml" xmlns:wps="http://schemas.microsoft.com/office/word/2010/wordprocessingShape" mc:Ignorable="w14 w15 w16se w16cid w16 w16cex w16sdtdh wp14">
   <w:endnote w:type="separator" w:id="-1">
     <w:p>
       <w:r>
@@ -772,11 +880,11 @@
 </file>
 
 <file path=word/footer1.xml><?xml version="1.0" encoding="utf-8"?>
-<w:ftr xmlns:wpc="http://schemas.microsoft.com/office/word/2010/wordprocessingCanvas" xmlns:mc="http://schemas.openxmlformats.org/markup-compatibility/2006" xmlns:o="urn:schemas-microsoft-com:office:office" xmlns:r="http://schemas.openxmlformats.org/officeDocument/2006/relationships" xmlns:m="http://schemas.openxmlformats.org/officeDocument/2006/math" xmlns:v="urn:schemas-microsoft-com:vml" xmlns:wp14="http://schemas.microsoft.com/office/word/2010/wordprocessingDrawing" xmlns:wp="http://schemas.openxmlformats.org/drawingml/2006/wordprocessingDrawing" xmlns:w10="urn:schemas-microsoft-com:office:word" xmlns:w="http://schemas.openxmlformats.org/wordprocessingml/2006/main" xmlns:w14="http://schemas.microsoft.com/office/word/2010/wordml" xmlns:wpg="http://schemas.microsoft.com/office/word/2010/wordprocessingGroup" xmlns:wpi="http://schemas.microsoft.com/office/word/2010/wordprocessingInk" xmlns:wne="http://schemas.microsoft.com/office/word/2006/wordml" xmlns:wps="http://schemas.microsoft.com/office/word/2010/wordprocessingShape" mc:Ignorable="w14 wp14">
+<w:ftr xmlns:wpc="http://schemas.microsoft.com/office/word/2010/wordprocessingCanvas" xmlns:cx="http://schemas.microsoft.com/office/drawing/2014/chartex" xmlns:cx1="http://schemas.microsoft.com/office/drawing/2015/9/8/chartex" xmlns:cx2="http://schemas.microsoft.com/office/drawing/2015/10/21/chartex" xmlns:cx3="http://schemas.microsoft.com/office/drawing/2016/5/9/chartex" xmlns:cx4="http://schemas.microsoft.com/office/drawing/2016/5/10/chartex" xmlns:cx5="http://schemas.microsoft.com/office/drawing/2016/5/11/chartex" xmlns:cx6="http://schemas.microsoft.com/office/drawing/2016/5/12/chartex" xmlns:cx7="http://schemas.microsoft.com/office/drawing/2016/5/13/chartex" xmlns:cx8="http://schemas.microsoft.com/office/drawing/2016/5/14/chartex" xmlns:mc="http://schemas.openxmlformats.org/markup-compatibility/2006" xmlns:aink="http://schemas.microsoft.com/office/drawing/2016/ink" xmlns:am3d="http://schemas.microsoft.com/office/drawing/2017/model3d" xmlns:o="urn:schemas-microsoft-com:office:office" xmlns:r="http://schemas.openxmlformats.org/officeDocument/2006/relationships" xmlns:m="http://schemas.openxmlformats.org/officeDocument/2006/math" xmlns:v="urn:schemas-microsoft-com:vml" xmlns:wp14="http://schemas.microsoft.com/office/word/2010/wordprocessingDrawing" xmlns:wp="http://schemas.openxmlformats.org/drawingml/2006/wordprocessingDrawing" xmlns:w10="urn:schemas-microsoft-com:office:word" xmlns:w="http://schemas.openxmlformats.org/wordprocessingml/2006/main" xmlns:w14="http://schemas.microsoft.com/office/word/2010/wordml" xmlns:w15="http://schemas.microsoft.com/office/word/2012/wordml" xmlns:w16cex="http://schemas.microsoft.com/office/word/2018/wordml/cex" xmlns:w16cid="http://schemas.microsoft.com/office/word/2016/wordml/cid" xmlns:w16="http://schemas.microsoft.com/office/word/2018/wordml" xmlns:w16sdtdh="http://schemas.microsoft.com/office/word/2020/wordml/sdtdatahash" xmlns:w16se="http://schemas.microsoft.com/office/word/2015/wordml/symex" xmlns:wpg="http://schemas.microsoft.com/office/word/2010/wordprocessingGroup" xmlns:wpi="http://schemas.microsoft.com/office/word/2010/wordprocessingInk" xmlns:wne="http://schemas.microsoft.com/office/word/2006/wordml" xmlns:wps="http://schemas.microsoft.com/office/word/2010/wordprocessingShape" mc:Ignorable="w14 w15 w16se w16cid w16 w16cex w16sdtdh wp14">
   <w:sdt>
     <w:sdtPr>
       <w:rPr>
-        <w:rStyle w:val="ab"/>
+        <w:rStyle w:val="PageNumber"/>
       </w:rPr>
       <w:id w:val="2090888129"/>
       <w:docPartObj>
@@ -786,33 +894,33 @@
     </w:sdtPr>
     <w:sdtEndPr>
       <w:rPr>
-        <w:rStyle w:val="ab"/>
+        <w:rStyle w:val="PageNumber"/>
       </w:rPr>
     </w:sdtEndPr>
     <w:sdtContent>
       <w:p>
         <w:pPr>
-          <w:pStyle w:val="a9"/>
+          <w:pStyle w:val="Footer"/>
           <w:framePr w:wrap="none" w:vAnchor="text" w:hAnchor="margin" w:xAlign="center" w:y="1"/>
           <w:rPr>
-            <w:rStyle w:val="ab"/>
+            <w:rStyle w:val="PageNumber"/>
           </w:rPr>
         </w:pPr>
         <w:r>
           <w:rPr>
-            <w:rStyle w:val="ab"/>
+            <w:rStyle w:val="PageNumber"/>
           </w:rPr>
           <w:fldChar w:fldCharType="begin"/>
         </w:r>
         <w:r>
           <w:rPr>
-            <w:rStyle w:val="ab"/>
+            <w:rStyle w:val="PageNumber"/>
           </w:rPr>
           <w:instrText xml:space="preserve"> PAGE </w:instrText>
         </w:r>
         <w:r>
           <w:rPr>
-            <w:rStyle w:val="ab"/>
+            <w:rStyle w:val="PageNumber"/>
           </w:rPr>
           <w:fldChar w:fldCharType="end"/>
         </w:r>
@@ -821,28 +929,28 @@
   </w:sdt>
   <w:p>
     <w:pPr>
-      <w:pStyle w:val="a9"/>
+      <w:pStyle w:val="Footer"/>
     </w:pPr>
   </w:p>
 </w:ftr>
 </file>
 
 <file path=word/footer2.xml><?xml version="1.0" encoding="utf-8"?>
-<w:ftr xmlns:wpc="http://schemas.microsoft.com/office/word/2010/wordprocessingCanvas" xmlns:mc="http://schemas.openxmlformats.org/markup-compatibility/2006" xmlns:o="urn:schemas-microsoft-com:office:office" xmlns:r="http://schemas.openxmlformats.org/officeDocument/2006/relationships" xmlns:m="http://schemas.openxmlformats.org/officeDocument/2006/math" xmlns:v="urn:schemas-microsoft-com:vml" xmlns:wp14="http://schemas.microsoft.com/office/word/2010/wordprocessingDrawing" xmlns:wp="http://schemas.openxmlformats.org/drawingml/2006/wordprocessingDrawing" xmlns:w10="urn:schemas-microsoft-com:office:word" xmlns:w="http://schemas.openxmlformats.org/wordprocessingml/2006/main" xmlns:w14="http://schemas.microsoft.com/office/word/2010/wordml" xmlns:wpg="http://schemas.microsoft.com/office/word/2010/wordprocessingGroup" xmlns:wpi="http://schemas.microsoft.com/office/word/2010/wordprocessingInk" xmlns:wne="http://schemas.microsoft.com/office/word/2006/wordml" xmlns:wps="http://schemas.microsoft.com/office/word/2010/wordprocessingShape" mc:Ignorable="w14 wp14">
+<w:ftr xmlns:wpc="http://schemas.microsoft.com/office/word/2010/wordprocessingCanvas" xmlns:cx="http://schemas.microsoft.com/office/drawing/2014/chartex" xmlns:cx1="http://schemas.microsoft.com/office/drawing/2015/9/8/chartex" xmlns:cx2="http://schemas.microsoft.com/office/drawing/2015/10/21/chartex" xmlns:cx3="http://schemas.microsoft.com/office/drawing/2016/5/9/chartex" xmlns:cx4="http://schemas.microsoft.com/office/drawing/2016/5/10/chartex" xmlns:cx5="http://schemas.microsoft.com/office/drawing/2016/5/11/chartex" xmlns:cx6="http://schemas.microsoft.com/office/drawing/2016/5/12/chartex" xmlns:cx7="http://schemas.microsoft.com/office/drawing/2016/5/13/chartex" xmlns:cx8="http://schemas.microsoft.com/office/drawing/2016/5/14/chartex" xmlns:mc="http://schemas.openxmlformats.org/markup-compatibility/2006" xmlns:aink="http://schemas.microsoft.com/office/drawing/2016/ink" xmlns:am3d="http://schemas.microsoft.com/office/drawing/2017/model3d" xmlns:o="urn:schemas-microsoft-com:office:office" xmlns:r="http://schemas.openxmlformats.org/officeDocument/2006/relationships" xmlns:m="http://schemas.openxmlformats.org/officeDocument/2006/math" xmlns:v="urn:schemas-microsoft-com:vml" xmlns:wp14="http://schemas.microsoft.com/office/word/2010/wordprocessingDrawing" xmlns:wp="http://schemas.openxmlformats.org/drawingml/2006/wordprocessingDrawing" xmlns:w10="urn:schemas-microsoft-com:office:word" xmlns:w="http://schemas.openxmlformats.org/wordprocessingml/2006/main" xmlns:w14="http://schemas.microsoft.com/office/word/2010/wordml" xmlns:w15="http://schemas.microsoft.com/office/word/2012/wordml" xmlns:w16cex="http://schemas.microsoft.com/office/word/2018/wordml/cex" xmlns:w16cid="http://schemas.microsoft.com/office/word/2016/wordml/cid" xmlns:w16="http://schemas.microsoft.com/office/word/2018/wordml" xmlns:w16sdtdh="http://schemas.microsoft.com/office/word/2020/wordml/sdtdatahash" xmlns:w16se="http://schemas.microsoft.com/office/word/2015/wordml/symex" xmlns:wpg="http://schemas.microsoft.com/office/word/2010/wordprocessingGroup" xmlns:wpi="http://schemas.microsoft.com/office/word/2010/wordprocessingInk" xmlns:wne="http://schemas.microsoft.com/office/word/2006/wordml" xmlns:wps="http://schemas.microsoft.com/office/word/2010/wordprocessingShape" mc:Ignorable="w14 w15 w16se w16cid w16 w16cex w16sdtdh wp14">
   <w:p>
     <w:pPr>
-      <w:pStyle w:val="a9"/>
+      <w:pStyle w:val="Footer"/>
       <w:framePr w:wrap="none" w:vAnchor="text" w:hAnchor="margin" w:xAlign="center" w:y="1"/>
       <w:ind w:firstLine="0"/>
       <w:rPr>
-        <w:rStyle w:val="ab"/>
+        <w:rStyle w:val="PageNumber"/>
         <w:sz w:val="22"/>
         <w:szCs w:val="22"/>
       </w:rPr>
     </w:pPr>
     <w:r>
       <w:rPr>
-        <w:rStyle w:val="ab"/>
+        <w:rStyle w:val="PageNumber"/>
         <w:sz w:val="22"/>
         <w:szCs w:val="22"/>
         <w:lang w:val="en-US"/>
@@ -852,7 +960,7 @@
     <w:sdt>
       <w:sdtPr>
         <w:rPr>
-          <w:rStyle w:val="ab"/>
+          <w:rStyle w:val="PageNumber"/>
           <w:sz w:val="22"/>
           <w:szCs w:val="22"/>
         </w:rPr>
@@ -864,13 +972,13 @@
       </w:sdtPr>
       <w:sdtEndPr>
         <w:rPr>
-          <w:rStyle w:val="ab"/>
+          <w:rStyle w:val="PageNumber"/>
         </w:rPr>
       </w:sdtEndPr>
       <w:sdtContent>
         <w:r>
           <w:rPr>
-            <w:rStyle w:val="ab"/>
+            <w:rStyle w:val="PageNumber"/>
             <w:sz w:val="22"/>
             <w:szCs w:val="22"/>
           </w:rPr>
@@ -878,7 +986,7 @@
         </w:r>
         <w:r>
           <w:rPr>
-            <w:rStyle w:val="ab"/>
+            <w:rStyle w:val="PageNumber"/>
             <w:sz w:val="22"/>
             <w:szCs w:val="22"/>
           </w:rPr>
@@ -886,7 +994,7 @@
         </w:r>
         <w:r>
           <w:rPr>
-            <w:rStyle w:val="ab"/>
+            <w:rStyle w:val="PageNumber"/>
             <w:sz w:val="22"/>
             <w:szCs w:val="22"/>
           </w:rPr>
@@ -894,7 +1002,7 @@
         </w:r>
         <w:r>
           <w:rPr>
-            <w:rStyle w:val="ab"/>
+            <w:rStyle w:val="PageNumber"/>
             <w:noProof/>
             <w:sz w:val="22"/>
             <w:szCs w:val="22"/>
@@ -903,7 +1011,7 @@
         </w:r>
         <w:r>
           <w:rPr>
-            <w:rStyle w:val="ab"/>
+            <w:rStyle w:val="PageNumber"/>
             <w:sz w:val="22"/>
             <w:szCs w:val="22"/>
           </w:rPr>
@@ -911,7 +1019,7 @@
         </w:r>
         <w:r>
           <w:rPr>
-            <w:rStyle w:val="ab"/>
+            <w:rStyle w:val="PageNumber"/>
             <w:sz w:val="22"/>
             <w:szCs w:val="22"/>
             <w:lang w:val="en-US"/>
@@ -923,7 +1031,7 @@
   </w:p>
   <w:p>
     <w:pPr>
-      <w:pStyle w:val="a9"/>
+      <w:pStyle w:val="Footer"/>
       <w:ind w:firstLine="0"/>
       <w:rPr>
         <w:sz w:val="20"/>
@@ -935,7 +1043,7 @@
 </file>
 
 <file path=word/footnotes.xml><?xml version="1.0" encoding="utf-8"?>
-<w:footnotes xmlns:wpc="http://schemas.microsoft.com/office/word/2010/wordprocessingCanvas" xmlns:mc="http://schemas.openxmlformats.org/markup-compatibility/2006" xmlns:o="urn:schemas-microsoft-com:office:office" xmlns:r="http://schemas.openxmlformats.org/officeDocument/2006/relationships" xmlns:m="http://schemas.openxmlformats.org/officeDocument/2006/math" xmlns:v="urn:schemas-microsoft-com:vml" xmlns:wp14="http://schemas.microsoft.com/office/word/2010/wordprocessingDrawing" xmlns:wp="http://schemas.openxmlformats.org/drawingml/2006/wordprocessingDrawing" xmlns:w10="urn:schemas-microsoft-com:office:word" xmlns:w="http://schemas.openxmlformats.org/wordprocessingml/2006/main" xmlns:w14="http://schemas.microsoft.com/office/word/2010/wordml" xmlns:wpg="http://schemas.microsoft.com/office/word/2010/wordprocessingGroup" xmlns:wpi="http://schemas.microsoft.com/office/word/2010/wordprocessingInk" xmlns:wne="http://schemas.microsoft.com/office/word/2006/wordml" xmlns:wps="http://schemas.microsoft.com/office/word/2010/wordprocessingShape" mc:Ignorable="w14 wp14">
+<w:footnotes xmlns:wpc="http://schemas.microsoft.com/office/word/2010/wordprocessingCanvas" xmlns:cx="http://schemas.microsoft.com/office/drawing/2014/chartex" xmlns:cx1="http://schemas.microsoft.com/office/drawing/2015/9/8/chartex" xmlns:cx2="http://schemas.microsoft.com/office/drawing/2015/10/21/chartex" xmlns:cx3="http://schemas.microsoft.com/office/drawing/2016/5/9/chartex" xmlns:cx4="http://schemas.microsoft.com/office/drawing/2016/5/10/chartex" xmlns:cx5="http://schemas.microsoft.com/office/drawing/2016/5/11/chartex" xmlns:cx6="http://schemas.microsoft.com/office/drawing/2016/5/12/chartex" xmlns:cx7="http://schemas.microsoft.com/office/drawing/2016/5/13/chartex" xmlns:cx8="http://schemas.microsoft.com/office/drawing/2016/5/14/chartex" xmlns:mc="http://schemas.openxmlformats.org/markup-compatibility/2006" xmlns:aink="http://schemas.microsoft.com/office/drawing/2016/ink" xmlns:am3d="http://schemas.microsoft.com/office/drawing/2017/model3d" xmlns:o="urn:schemas-microsoft-com:office:office" xmlns:r="http://schemas.openxmlformats.org/officeDocument/2006/relationships" xmlns:m="http://schemas.openxmlformats.org/officeDocument/2006/math" xmlns:v="urn:schemas-microsoft-com:vml" xmlns:wp14="http://schemas.microsoft.com/office/word/2010/wordprocessingDrawing" xmlns:wp="http://schemas.openxmlformats.org/drawingml/2006/wordprocessingDrawing" xmlns:w10="urn:schemas-microsoft-com:office:word" xmlns:w="http://schemas.openxmlformats.org/wordprocessingml/2006/main" xmlns:w14="http://schemas.microsoft.com/office/word/2010/wordml" xmlns:w15="http://schemas.microsoft.com/office/word/2012/wordml" xmlns:w16cex="http://schemas.microsoft.com/office/word/2018/wordml/cex" xmlns:w16cid="http://schemas.microsoft.com/office/word/2016/wordml/cid" xmlns:w16="http://schemas.microsoft.com/office/word/2018/wordml" xmlns:w16sdtdh="http://schemas.microsoft.com/office/word/2020/wordml/sdtdatahash" xmlns:w16se="http://schemas.microsoft.com/office/word/2015/wordml/symex" xmlns:wpg="http://schemas.microsoft.com/office/word/2010/wordprocessingGroup" xmlns:wpi="http://schemas.microsoft.com/office/word/2010/wordprocessingInk" xmlns:wne="http://schemas.microsoft.com/office/word/2006/wordml" xmlns:wps="http://schemas.microsoft.com/office/word/2010/wordprocessingShape" mc:Ignorable="w14 w15 w16se w16cid w16 w16cex w16sdtdh wp14">
   <w:footnote w:type="separator" w:id="-1">
     <w:p>
       <w:r>
@@ -954,10 +1062,10 @@
 </file>
 
 <file path=word/header1.xml><?xml version="1.0" encoding="utf-8"?>
-<w:hdr xmlns:wpc="http://schemas.microsoft.com/office/word/2010/wordprocessingCanvas" xmlns:mc="http://schemas.openxmlformats.org/markup-compatibility/2006" xmlns:o="urn:schemas-microsoft-com:office:office" xmlns:r="http://schemas.openxmlformats.org/officeDocument/2006/relationships" xmlns:m="http://schemas.openxmlformats.org/officeDocument/2006/math" xmlns:v="urn:schemas-microsoft-com:vml" xmlns:wp14="http://schemas.microsoft.com/office/word/2010/wordprocessingDrawing" xmlns:wp="http://schemas.openxmlformats.org/drawingml/2006/wordprocessingDrawing" xmlns:w10="urn:schemas-microsoft-com:office:word" xmlns:w="http://schemas.openxmlformats.org/wordprocessingml/2006/main" xmlns:w14="http://schemas.microsoft.com/office/word/2010/wordml" xmlns:wpg="http://schemas.microsoft.com/office/word/2010/wordprocessingGroup" xmlns:wpi="http://schemas.microsoft.com/office/word/2010/wordprocessingInk" xmlns:wne="http://schemas.microsoft.com/office/word/2006/wordml" xmlns:wps="http://schemas.microsoft.com/office/word/2010/wordprocessingShape" mc:Ignorable="w14 wp14">
+<w:hdr xmlns:wpc="http://schemas.microsoft.com/office/word/2010/wordprocessingCanvas" xmlns:cx="http://schemas.microsoft.com/office/drawing/2014/chartex" xmlns:cx1="http://schemas.microsoft.com/office/drawing/2015/9/8/chartex" xmlns:cx2="http://schemas.microsoft.com/office/drawing/2015/10/21/chartex" xmlns:cx3="http://schemas.microsoft.com/office/drawing/2016/5/9/chartex" xmlns:cx4="http://schemas.microsoft.com/office/drawing/2016/5/10/chartex" xmlns:cx5="http://schemas.microsoft.com/office/drawing/2016/5/11/chartex" xmlns:cx6="http://schemas.microsoft.com/office/drawing/2016/5/12/chartex" xmlns:cx7="http://schemas.microsoft.com/office/drawing/2016/5/13/chartex" xmlns:cx8="http://schemas.microsoft.com/office/drawing/2016/5/14/chartex" xmlns:mc="http://schemas.openxmlformats.org/markup-compatibility/2006" xmlns:aink="http://schemas.microsoft.com/office/drawing/2016/ink" xmlns:am3d="http://schemas.microsoft.com/office/drawing/2017/model3d" xmlns:o="urn:schemas-microsoft-com:office:office" xmlns:r="http://schemas.openxmlformats.org/officeDocument/2006/relationships" xmlns:m="http://schemas.openxmlformats.org/officeDocument/2006/math" xmlns:v="urn:schemas-microsoft-com:vml" xmlns:wp14="http://schemas.microsoft.com/office/word/2010/wordprocessingDrawing" xmlns:wp="http://schemas.openxmlformats.org/drawingml/2006/wordprocessingDrawing" xmlns:w10="urn:schemas-microsoft-com:office:word" xmlns:w="http://schemas.openxmlformats.org/wordprocessingml/2006/main" xmlns:w14="http://schemas.microsoft.com/office/word/2010/wordml" xmlns:w15="http://schemas.microsoft.com/office/word/2012/wordml" xmlns:w16cex="http://schemas.microsoft.com/office/word/2018/wordml/cex" xmlns:w16cid="http://schemas.microsoft.com/office/word/2016/wordml/cid" xmlns:w16="http://schemas.microsoft.com/office/word/2018/wordml" xmlns:w16sdtdh="http://schemas.microsoft.com/office/word/2020/wordml/sdtdatahash" xmlns:w16se="http://schemas.microsoft.com/office/word/2015/wordml/symex" xmlns:wpg="http://schemas.microsoft.com/office/word/2010/wordprocessingGroup" xmlns:wpi="http://schemas.microsoft.com/office/word/2010/wordprocessingInk" xmlns:wne="http://schemas.microsoft.com/office/word/2006/wordml" xmlns:wps="http://schemas.microsoft.com/office/word/2010/wordprocessingShape" mc:Ignorable="w14 w15 w16se w16cid w16 w16cex w16sdtdh wp14">
   <w:tbl>
     <w:tblPr>
-      <w:tblStyle w:val="a6"/>
+      <w:tblStyle w:val="TableGrid"/>
       <w:tblW w:w="0" w:type="auto"/>
       <w:tblBorders>
         <w:top w:val="none" w:sz="0" w:space="0" w:color="auto"/>
@@ -978,7 +1086,7 @@
         </w:tcPr>
         <w:p>
           <w:pPr>
-            <w:pStyle w:val="a7"/>
+            <w:pStyle w:val="Header"/>
             <w:spacing w:line="276" w:lineRule="auto"/>
             <w:ind w:firstLine="0"/>
             <w:rPr>
@@ -1051,7 +1159,7 @@
   </w:tbl>
   <w:p>
     <w:pPr>
-      <w:pStyle w:val="a7"/>
+      <w:pStyle w:val="Header"/>
       <w:ind w:firstLine="0"/>
       <w:rPr>
         <w:sz w:val="22"/>
@@ -1063,8 +1171,8 @@
 </file>
 
 <file path=word/numbering.xml><?xml version="1.0" encoding="utf-8"?>
-<w:numbering xmlns:wpc="http://schemas.microsoft.com/office/word/2010/wordprocessingCanvas" xmlns:mc="http://schemas.openxmlformats.org/markup-compatibility/2006" xmlns:o="urn:schemas-microsoft-com:office:office" xmlns:r="http://schemas.openxmlformats.org/officeDocument/2006/relationships" xmlns:m="http://schemas.openxmlformats.org/officeDocument/2006/math" xmlns:v="urn:schemas-microsoft-com:vml" xmlns:wp14="http://schemas.microsoft.com/office/word/2010/wordprocessingDrawing" xmlns:wp="http://schemas.openxmlformats.org/drawingml/2006/wordprocessingDrawing" xmlns:w10="urn:schemas-microsoft-com:office:word" xmlns:w="http://schemas.openxmlformats.org/wordprocessingml/2006/main" xmlns:w14="http://schemas.microsoft.com/office/word/2010/wordml" xmlns:wpg="http://schemas.microsoft.com/office/word/2010/wordprocessingGroup" xmlns:wpi="http://schemas.microsoft.com/office/word/2010/wordprocessingInk" xmlns:wne="http://schemas.microsoft.com/office/word/2006/wordml" xmlns:wps="http://schemas.microsoft.com/office/word/2010/wordprocessingShape" mc:Ignorable="w14 wp14">
-  <w:abstractNum w:abstractNumId="0">
+<w:numbering xmlns:wpc="http://schemas.microsoft.com/office/word/2010/wordprocessingCanvas" xmlns:cx="http://schemas.microsoft.com/office/drawing/2014/chartex" xmlns:cx1="http://schemas.microsoft.com/office/drawing/2015/9/8/chartex" xmlns:cx2="http://schemas.microsoft.com/office/drawing/2015/10/21/chartex" xmlns:cx3="http://schemas.microsoft.com/office/drawing/2016/5/9/chartex" xmlns:cx4="http://schemas.microsoft.com/office/drawing/2016/5/10/chartex" xmlns:cx5="http://schemas.microsoft.com/office/drawing/2016/5/11/chartex" xmlns:cx6="http://schemas.microsoft.com/office/drawing/2016/5/12/chartex" xmlns:cx7="http://schemas.microsoft.com/office/drawing/2016/5/13/chartex" xmlns:cx8="http://schemas.microsoft.com/office/drawing/2016/5/14/chartex" xmlns:mc="http://schemas.openxmlformats.org/markup-compatibility/2006" xmlns:aink="http://schemas.microsoft.com/office/drawing/2016/ink" xmlns:am3d="http://schemas.microsoft.com/office/drawing/2017/model3d" xmlns:o="urn:schemas-microsoft-com:office:office" xmlns:r="http://schemas.openxmlformats.org/officeDocument/2006/relationships" xmlns:m="http://schemas.openxmlformats.org/officeDocument/2006/math" xmlns:v="urn:schemas-microsoft-com:vml" xmlns:wp14="http://schemas.microsoft.com/office/word/2010/wordprocessingDrawing" xmlns:wp="http://schemas.openxmlformats.org/drawingml/2006/wordprocessingDrawing" xmlns:w10="urn:schemas-microsoft-com:office:word" xmlns:w="http://schemas.openxmlformats.org/wordprocessingml/2006/main" xmlns:w14="http://schemas.microsoft.com/office/word/2010/wordml" xmlns:w15="http://schemas.microsoft.com/office/word/2012/wordml" xmlns:w16cex="http://schemas.microsoft.com/office/word/2018/wordml/cex" xmlns:w16cid="http://schemas.microsoft.com/office/word/2016/wordml/cid" xmlns:w16="http://schemas.microsoft.com/office/word/2018/wordml" xmlns:w16sdtdh="http://schemas.microsoft.com/office/word/2020/wordml/sdtdatahash" xmlns:w16se="http://schemas.microsoft.com/office/word/2015/wordml/symex" xmlns:wpg="http://schemas.microsoft.com/office/word/2010/wordprocessingGroup" xmlns:wpi="http://schemas.microsoft.com/office/word/2010/wordprocessingInk" xmlns:wne="http://schemas.microsoft.com/office/word/2006/wordml" xmlns:wps="http://schemas.microsoft.com/office/word/2010/wordprocessingShape" mc:Ignorable="w14 w15 w16se w16cid w16 w16cex w16sdtdh wp14">
+  <w:abstractNum w:abstractNumId="0" w15:restartNumberingAfterBreak="0">
     <w:nsid w:val="2D415FEB"/>
     <w:multiLevelType w:val="hybridMultilevel"/>
     <w:tmpl w:val="E39ECAEA"/>
@@ -1184,7 +1292,7 @@
 </file>
 
 <file path=word/styles.xml><?xml version="1.0" encoding="utf-8"?>
-<w:styles xmlns:mc="http://schemas.openxmlformats.org/markup-compatibility/2006" xmlns:r="http://schemas.openxmlformats.org/officeDocument/2006/relationships" xmlns:w="http://schemas.openxmlformats.org/wordprocessingml/2006/main" xmlns:w14="http://schemas.microsoft.com/office/word/2010/wordml" mc:Ignorable="w14">
+<w:styles xmlns:mc="http://schemas.openxmlformats.org/markup-compatibility/2006" xmlns:r="http://schemas.openxmlformats.org/officeDocument/2006/relationships" xmlns:w="http://schemas.openxmlformats.org/wordprocessingml/2006/main" xmlns:w14="http://schemas.microsoft.com/office/word/2010/wordml" xmlns:w15="http://schemas.microsoft.com/office/word/2012/wordml" xmlns:w16cex="http://schemas.microsoft.com/office/word/2018/wordml/cex" xmlns:w16cid="http://schemas.microsoft.com/office/word/2016/wordml/cid" xmlns:w16="http://schemas.microsoft.com/office/word/2018/wordml" xmlns:w16sdtdh="http://schemas.microsoft.com/office/word/2020/wordml/sdtdatahash" xmlns:w16se="http://schemas.microsoft.com/office/word/2015/wordml/symex" mc:Ignorable="w14 w15 w16se w16cid w16 w16cex w16sdtdh">
   <w:docDefaults>
     <w:rPrDefault>
       <w:rPr>
@@ -1196,146 +1304,385 @@
     </w:rPrDefault>
     <w:pPrDefault/>
   </w:docDefaults>
-  <w:latentStyles w:defLockedState="0" w:defUIPriority="99" w:defSemiHidden="1" w:defUnhideWhenUsed="1" w:defQFormat="0" w:count="267">
-    <w:lsdException w:name="Normal" w:semiHidden="0" w:uiPriority="0" w:unhideWhenUsed="0" w:qFormat="1"/>
-    <w:lsdException w:name="heading 1" w:semiHidden="0" w:uiPriority="9" w:unhideWhenUsed="0" w:qFormat="1"/>
-    <w:lsdException w:name="heading 2" w:uiPriority="9" w:qFormat="1"/>
-    <w:lsdException w:name="heading 3" w:uiPriority="9" w:qFormat="1"/>
-    <w:lsdException w:name="heading 4" w:uiPriority="9" w:qFormat="1"/>
-    <w:lsdException w:name="heading 5" w:uiPriority="9" w:qFormat="1"/>
-    <w:lsdException w:name="heading 6" w:uiPriority="9" w:qFormat="1"/>
-    <w:lsdException w:name="heading 7" w:uiPriority="9" w:qFormat="1"/>
-    <w:lsdException w:name="heading 8" w:uiPriority="9" w:qFormat="1"/>
-    <w:lsdException w:name="heading 9" w:uiPriority="9" w:qFormat="1"/>
-    <w:lsdException w:name="toc 1" w:uiPriority="39"/>
-    <w:lsdException w:name="toc 2" w:uiPriority="39"/>
-    <w:lsdException w:name="toc 3" w:uiPriority="39"/>
-    <w:lsdException w:name="toc 4" w:uiPriority="39"/>
-    <w:lsdException w:name="toc 5" w:uiPriority="39"/>
-    <w:lsdException w:name="toc 6" w:uiPriority="39"/>
-    <w:lsdException w:name="toc 7" w:uiPriority="39"/>
-    <w:lsdException w:name="toc 8" w:uiPriority="39"/>
-    <w:lsdException w:name="toc 9" w:uiPriority="39"/>
-    <w:lsdException w:name="caption" w:uiPriority="35" w:qFormat="1"/>
-    <w:lsdException w:name="Title" w:semiHidden="0" w:uiPriority="10" w:unhideWhenUsed="0" w:qFormat="1"/>
-    <w:lsdException w:name="Default Paragraph Font" w:uiPriority="1"/>
-    <w:lsdException w:name="Subtitle" w:semiHidden="0" w:uiPriority="11" w:unhideWhenUsed="0" w:qFormat="1"/>
-    <w:lsdException w:name="Strong" w:semiHidden="0" w:uiPriority="22" w:unhideWhenUsed="0" w:qFormat="1"/>
-    <w:lsdException w:name="Emphasis" w:semiHidden="0" w:uiPriority="20" w:unhideWhenUsed="0" w:qFormat="1"/>
-    <w:lsdException w:name="Table Grid" w:semiHidden="0" w:uiPriority="39" w:unhideWhenUsed="0"/>
-    <w:lsdException w:name="Placeholder Text" w:unhideWhenUsed="0"/>
-    <w:lsdException w:name="No Spacing" w:semiHidden="0" w:uiPriority="1" w:unhideWhenUsed="0" w:qFormat="1"/>
-    <w:lsdException w:name="Light Shading" w:semiHidden="0" w:uiPriority="60" w:unhideWhenUsed="0"/>
-    <w:lsdException w:name="Light List" w:semiHidden="0" w:uiPriority="61" w:unhideWhenUsed="0"/>
-    <w:lsdException w:name="Light Grid" w:semiHidden="0" w:uiPriority="62" w:unhideWhenUsed="0"/>
-    <w:lsdException w:name="Medium Shading 1" w:semiHidden="0" w:uiPriority="63" w:unhideWhenUsed="0"/>
-    <w:lsdException w:name="Medium Shading 2" w:semiHidden="0" w:uiPriority="64" w:unhideWhenUsed="0"/>
-    <w:lsdException w:name="Medium List 1" w:semiHidden="0" w:uiPriority="65" w:unhideWhenUsed="0"/>
-    <w:lsdException w:name="Medium List 2" w:semiHidden="0" w:uiPriority="66" w:unhideWhenUsed="0"/>
-    <w:lsdException w:name="Medium Grid 1" w:semiHidden="0" w:uiPriority="67" w:unhideWhenUsed="0"/>
-    <w:lsdException w:name="Medium Grid 2" w:semiHidden="0" w:uiPriority="68" w:unhideWhenUsed="0"/>
-    <w:lsdException w:name="Medium Grid 3" w:semiHidden="0" w:uiPriority="69" w:unhideWhenUsed="0"/>
-    <w:lsdException w:name="Dark List" w:semiHidden="0" w:uiPriority="70" w:unhideWhenUsed="0"/>
-    <w:lsdException w:name="Colorful Shading" w:semiHidden="0" w:uiPriority="71" w:unhideWhenUsed="0"/>
-    <w:lsdException w:name="Colorful List" w:semiHidden="0" w:uiPriority="72" w:unhideWhenUsed="0"/>
-    <w:lsdException w:name="Colorful Grid" w:semiHidden="0" w:uiPriority="73" w:unhideWhenUsed="0"/>
-    <w:lsdException w:name="Light Shading Accent 1" w:semiHidden="0" w:uiPriority="60" w:unhideWhenUsed="0"/>
-    <w:lsdException w:name="Light List Accent 1" w:semiHidden="0" w:uiPriority="61" w:unhideWhenUsed="0"/>
-    <w:lsdException w:name="Light Grid Accent 1" w:semiHidden="0" w:uiPriority="62" w:unhideWhenUsed="0"/>
-    <w:lsdException w:name="Medium Shading 1 Accent 1" w:semiHidden="0" w:uiPriority="63" w:unhideWhenUsed="0"/>
-    <w:lsdException w:name="Medium Shading 2 Accent 1" w:semiHidden="0" w:uiPriority="64" w:unhideWhenUsed="0"/>
-    <w:lsdException w:name="Medium List 1 Accent 1" w:semiHidden="0" w:uiPriority="65" w:unhideWhenUsed="0"/>
-    <w:lsdException w:name="Revision" w:unhideWhenUsed="0"/>
-    <w:lsdException w:name="List Paragraph" w:semiHidden="0" w:uiPriority="34" w:unhideWhenUsed="0" w:qFormat="1"/>
-    <w:lsdException w:name="Quote" w:semiHidden="0" w:uiPriority="29" w:unhideWhenUsed="0" w:qFormat="1"/>
-    <w:lsdException w:name="Intense Quote" w:semiHidden="0" w:uiPriority="30" w:unhideWhenUsed="0" w:qFormat="1"/>
-    <w:lsdException w:name="Medium List 2 Accent 1" w:semiHidden="0" w:uiPriority="66" w:unhideWhenUsed="0"/>
-    <w:lsdException w:name="Medium Grid 1 Accent 1" w:semiHidden="0" w:uiPriority="67" w:unhideWhenUsed="0"/>
-    <w:lsdException w:name="Medium Grid 2 Accent 1" w:semiHidden="0" w:uiPriority="68" w:unhideWhenUsed="0"/>
-    <w:lsdException w:name="Medium Grid 3 Accent 1" w:semiHidden="0" w:uiPriority="69" w:unhideWhenUsed="0"/>
-    <w:lsdException w:name="Dark List Accent 1" w:semiHidden="0" w:uiPriority="70" w:unhideWhenUsed="0"/>
-    <w:lsdException w:name="Colorful Shading Accent 1" w:semiHidden="0" w:uiPriority="71" w:unhideWhenUsed="0"/>
-    <w:lsdException w:name="Colorful List Accent 1" w:semiHidden="0" w:uiPriority="72" w:unhideWhenUsed="0"/>
-    <w:lsdException w:name="Colorful Grid Accent 1" w:semiHidden="0" w:uiPriority="73" w:unhideWhenUsed="0"/>
-    <w:lsdException w:name="Light Shading Accent 2" w:semiHidden="0" w:uiPriority="60" w:unhideWhenUsed="0"/>
-    <w:lsdException w:name="Light List Accent 2" w:semiHidden="0" w:uiPriority="61" w:unhideWhenUsed="0"/>
-    <w:lsdException w:name="Light Grid Accent 2" w:semiHidden="0" w:uiPriority="62" w:unhideWhenUsed="0"/>
-    <w:lsdException w:name="Medium Shading 1 Accent 2" w:semiHidden="0" w:uiPriority="63" w:unhideWhenUsed="0"/>
-    <w:lsdException w:name="Medium Shading 2 Accent 2" w:semiHidden="0" w:uiPriority="64" w:unhideWhenUsed="0"/>
-    <w:lsdException w:name="Medium List 1 Accent 2" w:semiHidden="0" w:uiPriority="65" w:unhideWhenUsed="0"/>
-    <w:lsdException w:name="Medium List 2 Accent 2" w:semiHidden="0" w:uiPriority="66" w:unhideWhenUsed="0"/>
-    <w:lsdException w:name="Medium Grid 1 Accent 2" w:semiHidden="0" w:uiPriority="67" w:unhideWhenUsed="0"/>
-    <w:lsdException w:name="Medium Grid 2 Accent 2" w:semiHidden="0" w:uiPriority="68" w:unhideWhenUsed="0"/>
-    <w:lsdException w:name="Medium Grid 3 Accent 2" w:semiHidden="0" w:uiPriority="69" w:unhideWhenUsed="0"/>
-    <w:lsdException w:name="Dark List Accent 2" w:semiHidden="0" w:uiPriority="70" w:unhideWhenUsed="0"/>
-    <w:lsdException w:name="Colorful Shading Accent 2" w:semiHidden="0" w:uiPriority="71" w:unhideWhenUsed="0"/>
-    <w:lsdException w:name="Colorful List Accent 2" w:semiHidden="0" w:uiPriority="72" w:unhideWhenUsed="0"/>
-    <w:lsdException w:name="Colorful Grid Accent 2" w:semiHidden="0" w:uiPriority="73" w:unhideWhenUsed="0"/>
-    <w:lsdException w:name="Light Shading Accent 3" w:semiHidden="0" w:uiPriority="60" w:unhideWhenUsed="0"/>
-    <w:lsdException w:name="Light List Accent 3" w:semiHidden="0" w:uiPriority="61" w:unhideWhenUsed="0"/>
-    <w:lsdException w:name="Light Grid Accent 3" w:semiHidden="0" w:uiPriority="62" w:unhideWhenUsed="0"/>
-    <w:lsdException w:name="Medium Shading 1 Accent 3" w:semiHidden="0" w:uiPriority="63" w:unhideWhenUsed="0"/>
-    <w:lsdException w:name="Medium Shading 2 Accent 3" w:semiHidden="0" w:uiPriority="64" w:unhideWhenUsed="0"/>
-    <w:lsdException w:name="Medium List 1 Accent 3" w:semiHidden="0" w:uiPriority="65" w:unhideWhenUsed="0"/>
-    <w:lsdException w:name="Medium List 2 Accent 3" w:semiHidden="0" w:uiPriority="66" w:unhideWhenUsed="0"/>
-    <w:lsdException w:name="Medium Grid 1 Accent 3" w:semiHidden="0" w:uiPriority="67" w:unhideWhenUsed="0"/>
-    <w:lsdException w:name="Medium Grid 2 Accent 3" w:semiHidden="0" w:uiPriority="68" w:unhideWhenUsed="0"/>
-    <w:lsdException w:name="Medium Grid 3 Accent 3" w:semiHidden="0" w:uiPriority="69" w:unhideWhenUsed="0"/>
-    <w:lsdException w:name="Dark List Accent 3" w:semiHidden="0" w:uiPriority="70" w:unhideWhenUsed="0"/>
-    <w:lsdException w:name="Colorful Shading Accent 3" w:semiHidden="0" w:uiPriority="71" w:unhideWhenUsed="0"/>
-    <w:lsdException w:name="Colorful List Accent 3" w:semiHidden="0" w:uiPriority="72" w:unhideWhenUsed="0"/>
-    <w:lsdException w:name="Colorful Grid Accent 3" w:semiHidden="0" w:uiPriority="73" w:unhideWhenUsed="0"/>
-    <w:lsdException w:name="Light Shading Accent 4" w:semiHidden="0" w:uiPriority="60" w:unhideWhenUsed="0"/>
-    <w:lsdException w:name="Light List Accent 4" w:semiHidden="0" w:uiPriority="61" w:unhideWhenUsed="0"/>
-    <w:lsdException w:name="Light Grid Accent 4" w:semiHidden="0" w:uiPriority="62" w:unhideWhenUsed="0"/>
-    <w:lsdException w:name="Medium Shading 1 Accent 4" w:semiHidden="0" w:uiPriority="63" w:unhideWhenUsed="0"/>
-    <w:lsdException w:name="Medium Shading 2 Accent 4" w:semiHidden="0" w:uiPriority="64" w:unhideWhenUsed="0"/>
-    <w:lsdException w:name="Medium List 1 Accent 4" w:semiHidden="0" w:uiPriority="65" w:unhideWhenUsed="0"/>
-    <w:lsdException w:name="Medium List 2 Accent 4" w:semiHidden="0" w:uiPriority="66" w:unhideWhenUsed="0"/>
-    <w:lsdException w:name="Medium Grid 1 Accent 4" w:semiHidden="0" w:uiPriority="67" w:unhideWhenUsed="0"/>
-    <w:lsdException w:name="Medium Grid 2 Accent 4" w:semiHidden="0" w:uiPriority="68" w:unhideWhenUsed="0"/>
-    <w:lsdException w:name="Medium Grid 3 Accent 4" w:semiHidden="0" w:uiPriority="69" w:unhideWhenUsed="0"/>
-    <w:lsdException w:name="Dark List Accent 4" w:semiHidden="0" w:uiPriority="70" w:unhideWhenUsed="0"/>
-    <w:lsdException w:name="Colorful Shading Accent 4" w:semiHidden="0" w:uiPriority="71" w:unhideWhenUsed="0"/>
-    <w:lsdException w:name="Colorful List Accent 4" w:semiHidden="0" w:uiPriority="72" w:unhideWhenUsed="0"/>
-    <w:lsdException w:name="Colorful Grid Accent 4" w:semiHidden="0" w:uiPriority="73" w:unhideWhenUsed="0"/>
-    <w:lsdException w:name="Light Shading Accent 5" w:semiHidden="0" w:uiPriority="60" w:unhideWhenUsed="0"/>
-    <w:lsdException w:name="Light List Accent 5" w:semiHidden="0" w:uiPriority="61" w:unhideWhenUsed="0"/>
-    <w:lsdException w:name="Light Grid Accent 5" w:semiHidden="0" w:uiPriority="62" w:unhideWhenUsed="0"/>
-    <w:lsdException w:name="Medium Shading 1 Accent 5" w:semiHidden="0" w:uiPriority="63" w:unhideWhenUsed="0"/>
-    <w:lsdException w:name="Medium Shading 2 Accent 5" w:semiHidden="0" w:uiPriority="64" w:unhideWhenUsed="0"/>
-    <w:lsdException w:name="Medium List 1 Accent 5" w:semiHidden="0" w:uiPriority="65" w:unhideWhenUsed="0"/>
-    <w:lsdException w:name="Medium List 2 Accent 5" w:semiHidden="0" w:uiPriority="66" w:unhideWhenUsed="0"/>
-    <w:lsdException w:name="Medium Grid 1 Accent 5" w:semiHidden="0" w:uiPriority="67" w:unhideWhenUsed="0"/>
-    <w:lsdException w:name="Medium Grid 2 Accent 5" w:semiHidden="0" w:uiPriority="68" w:unhideWhenUsed="0"/>
-    <w:lsdException w:name="Medium Grid 3 Accent 5" w:semiHidden="0" w:uiPriority="69" w:unhideWhenUsed="0"/>
-    <w:lsdException w:name="Dark List Accent 5" w:semiHidden="0" w:uiPriority="70" w:unhideWhenUsed="0"/>
-    <w:lsdException w:name="Colorful Shading Accent 5" w:semiHidden="0" w:uiPriority="71" w:unhideWhenUsed="0"/>
-    <w:lsdException w:name="Colorful List Accent 5" w:semiHidden="0" w:uiPriority="72" w:unhideWhenUsed="0"/>
-    <w:lsdException w:name="Colorful Grid Accent 5" w:semiHidden="0" w:uiPriority="73" w:unhideWhenUsed="0"/>
-    <w:lsdException w:name="Light Shading Accent 6" w:semiHidden="0" w:uiPriority="60" w:unhideWhenUsed="0"/>
-    <w:lsdException w:name="Light List Accent 6" w:semiHidden="0" w:uiPriority="61" w:unhideWhenUsed="0"/>
-    <w:lsdException w:name="Light Grid Accent 6" w:semiHidden="0" w:uiPriority="62" w:unhideWhenUsed="0"/>
-    <w:lsdException w:name="Medium Shading 1 Accent 6" w:semiHidden="0" w:uiPriority="63" w:unhideWhenUsed="0"/>
-    <w:lsdException w:name="Medium Shading 2 Accent 6" w:semiHidden="0" w:uiPriority="64" w:unhideWhenUsed="0"/>
-    <w:lsdException w:name="Medium List 1 Accent 6" w:semiHidden="0" w:uiPriority="65" w:unhideWhenUsed="0"/>
-    <w:lsdException w:name="Medium List 2 Accent 6" w:semiHidden="0" w:uiPriority="66" w:unhideWhenUsed="0"/>
-    <w:lsdException w:name="Medium Grid 1 Accent 6" w:semiHidden="0" w:uiPriority="67" w:unhideWhenUsed="0"/>
-    <w:lsdException w:name="Medium Grid 2 Accent 6" w:semiHidden="0" w:uiPriority="68" w:unhideWhenUsed="0"/>
-    <w:lsdException w:name="Medium Grid 3 Accent 6" w:semiHidden="0" w:uiPriority="69" w:unhideWhenUsed="0"/>
-    <w:lsdException w:name="Dark List Accent 6" w:semiHidden="0" w:uiPriority="70" w:unhideWhenUsed="0"/>
-    <w:lsdException w:name="Colorful Shading Accent 6" w:semiHidden="0" w:uiPriority="71" w:unhideWhenUsed="0"/>
-    <w:lsdException w:name="Colorful List Accent 6" w:semiHidden="0" w:uiPriority="72" w:unhideWhenUsed="0"/>
-    <w:lsdException w:name="Colorful Grid Accent 6" w:semiHidden="0" w:uiPriority="73" w:unhideWhenUsed="0"/>
-    <w:lsdException w:name="Subtle Emphasis" w:semiHidden="0" w:uiPriority="19" w:unhideWhenUsed="0" w:qFormat="1"/>
-    <w:lsdException w:name="Intense Emphasis" w:semiHidden="0" w:uiPriority="21" w:unhideWhenUsed="0" w:qFormat="1"/>
-    <w:lsdException w:name="Subtle Reference" w:semiHidden="0" w:uiPriority="31" w:unhideWhenUsed="0" w:qFormat="1"/>
-    <w:lsdException w:name="Intense Reference" w:semiHidden="0" w:uiPriority="32" w:unhideWhenUsed="0" w:qFormat="1"/>
-    <w:lsdException w:name="Book Title" w:semiHidden="0" w:uiPriority="33" w:unhideWhenUsed="0" w:qFormat="1"/>
-    <w:lsdException w:name="Bibliography" w:uiPriority="37"/>
-    <w:lsdException w:name="TOC Heading" w:uiPriority="39" w:qFormat="1"/>
+  <w:latentStyles w:defLockedState="0" w:defUIPriority="99" w:defSemiHidden="0" w:defUnhideWhenUsed="0" w:defQFormat="0" w:count="376">
+    <w:lsdException w:name="Normal" w:uiPriority="0" w:qFormat="1"/>
+    <w:lsdException w:name="heading 1" w:uiPriority="9" w:qFormat="1"/>
+    <w:lsdException w:name="heading 2" w:semiHidden="1" w:uiPriority="9" w:unhideWhenUsed="1" w:qFormat="1"/>
+    <w:lsdException w:name="heading 3" w:semiHidden="1" w:uiPriority="9" w:unhideWhenUsed="1" w:qFormat="1"/>
+    <w:lsdException w:name="heading 4" w:semiHidden="1" w:uiPriority="9" w:unhideWhenUsed="1" w:qFormat="1"/>
+    <w:lsdException w:name="heading 5" w:semiHidden="1" w:uiPriority="9" w:unhideWhenUsed="1" w:qFormat="1"/>
+    <w:lsdException w:name="heading 6" w:semiHidden="1" w:uiPriority="9" w:unhideWhenUsed="1" w:qFormat="1"/>
+    <w:lsdException w:name="heading 7" w:semiHidden="1" w:uiPriority="9" w:unhideWhenUsed="1" w:qFormat="1"/>
+    <w:lsdException w:name="heading 8" w:semiHidden="1" w:uiPriority="9" w:unhideWhenUsed="1" w:qFormat="1"/>
+    <w:lsdException w:name="heading 9" w:semiHidden="1" w:uiPriority="9" w:unhideWhenUsed="1" w:qFormat="1"/>
+    <w:lsdException w:name="index 1" w:semiHidden="1" w:unhideWhenUsed="1"/>
+    <w:lsdException w:name="index 2" w:semiHidden="1" w:unhideWhenUsed="1"/>
+    <w:lsdException w:name="index 3" w:semiHidden="1" w:unhideWhenUsed="1"/>
+    <w:lsdException w:name="index 4" w:semiHidden="1" w:unhideWhenUsed="1"/>
+    <w:lsdException w:name="index 5" w:semiHidden="1" w:unhideWhenUsed="1"/>
+    <w:lsdException w:name="index 6" w:semiHidden="1" w:unhideWhenUsed="1"/>
+    <w:lsdException w:name="index 7" w:semiHidden="1" w:unhideWhenUsed="1"/>
+    <w:lsdException w:name="index 8" w:semiHidden="1" w:unhideWhenUsed="1"/>
+    <w:lsdException w:name="index 9" w:semiHidden="1" w:unhideWhenUsed="1"/>
+    <w:lsdException w:name="toc 1" w:semiHidden="1" w:uiPriority="39" w:unhideWhenUsed="1"/>
+    <w:lsdException w:name="toc 2" w:semiHidden="1" w:uiPriority="39" w:unhideWhenUsed="1"/>
+    <w:lsdException w:name="toc 3" w:semiHidden="1" w:uiPriority="39" w:unhideWhenUsed="1"/>
+    <w:lsdException w:name="toc 4" w:semiHidden="1" w:uiPriority="39" w:unhideWhenUsed="1"/>
+    <w:lsdException w:name="toc 5" w:semiHidden="1" w:uiPriority="39" w:unhideWhenUsed="1"/>
+    <w:lsdException w:name="toc 6" w:semiHidden="1" w:uiPriority="39" w:unhideWhenUsed="1"/>
+    <w:lsdException w:name="toc 7" w:semiHidden="1" w:uiPriority="39" w:unhideWhenUsed="1"/>
+    <w:lsdException w:name="toc 8" w:semiHidden="1" w:uiPriority="39" w:unhideWhenUsed="1"/>
+    <w:lsdException w:name="toc 9" w:semiHidden="1" w:uiPriority="39" w:unhideWhenUsed="1"/>
+    <w:lsdException w:name="Normal Indent" w:semiHidden="1" w:unhideWhenUsed="1"/>
+    <w:lsdException w:name="footnote text" w:semiHidden="1" w:unhideWhenUsed="1"/>
+    <w:lsdException w:name="annotation text" w:semiHidden="1" w:unhideWhenUsed="1"/>
+    <w:lsdException w:name="header" w:semiHidden="1" w:unhideWhenUsed="1"/>
+    <w:lsdException w:name="footer" w:semiHidden="1" w:unhideWhenUsed="1"/>
+    <w:lsdException w:name="index heading" w:semiHidden="1" w:unhideWhenUsed="1"/>
+    <w:lsdException w:name="caption" w:semiHidden="1" w:uiPriority="35" w:unhideWhenUsed="1" w:qFormat="1"/>
+    <w:lsdException w:name="table of figures" w:semiHidden="1" w:unhideWhenUsed="1"/>
+    <w:lsdException w:name="envelope address" w:semiHidden="1" w:unhideWhenUsed="1"/>
+    <w:lsdException w:name="envelope return" w:semiHidden="1" w:unhideWhenUsed="1"/>
+    <w:lsdException w:name="footnote reference" w:semiHidden="1" w:unhideWhenUsed="1"/>
+    <w:lsdException w:name="annotation reference" w:semiHidden="1" w:unhideWhenUsed="1"/>
+    <w:lsdException w:name="line number" w:semiHidden="1" w:unhideWhenUsed="1"/>
+    <w:lsdException w:name="page number" w:semiHidden="1" w:unhideWhenUsed="1"/>
+    <w:lsdException w:name="endnote reference" w:semiHidden="1" w:unhideWhenUsed="1"/>
+    <w:lsdException w:name="endnote text" w:semiHidden="1" w:unhideWhenUsed="1"/>
+    <w:lsdException w:name="table of authorities" w:semiHidden="1" w:unhideWhenUsed="1"/>
+    <w:lsdException w:name="macro" w:semiHidden="1" w:unhideWhenUsed="1"/>
+    <w:lsdException w:name="toa heading" w:semiHidden="1" w:unhideWhenUsed="1"/>
+    <w:lsdException w:name="List" w:semiHidden="1" w:unhideWhenUsed="1"/>
+    <w:lsdException w:name="List Bullet" w:semiHidden="1" w:unhideWhenUsed="1"/>
+    <w:lsdException w:name="List Number" w:semiHidden="1" w:unhideWhenUsed="1"/>
+    <w:lsdException w:name="List 2" w:semiHidden="1" w:unhideWhenUsed="1"/>
+    <w:lsdException w:name="List 3" w:semiHidden="1" w:unhideWhenUsed="1"/>
+    <w:lsdException w:name="List 4" w:semiHidden="1" w:unhideWhenUsed="1"/>
+    <w:lsdException w:name="List 5" w:semiHidden="1" w:unhideWhenUsed="1"/>
+    <w:lsdException w:name="List Bullet 2" w:semiHidden="1" w:unhideWhenUsed="1"/>
+    <w:lsdException w:name="List Bullet 3" w:semiHidden="1" w:unhideWhenUsed="1"/>
+    <w:lsdException w:name="List Bullet 4" w:semiHidden="1" w:unhideWhenUsed="1"/>
+    <w:lsdException w:name="List Bullet 5" w:semiHidden="1" w:unhideWhenUsed="1"/>
+    <w:lsdException w:name="List Number 2" w:semiHidden="1" w:unhideWhenUsed="1"/>
+    <w:lsdException w:name="List Number 3" w:semiHidden="1" w:unhideWhenUsed="1"/>
+    <w:lsdException w:name="List Number 4" w:semiHidden="1" w:unhideWhenUsed="1"/>
+    <w:lsdException w:name="List Number 5" w:semiHidden="1" w:unhideWhenUsed="1"/>
+    <w:lsdException w:name="Title" w:uiPriority="10" w:qFormat="1"/>
+    <w:lsdException w:name="Closing" w:semiHidden="1" w:unhideWhenUsed="1"/>
+    <w:lsdException w:name="Signature" w:semiHidden="1" w:unhideWhenUsed="1"/>
+    <w:lsdException w:name="Default Paragraph Font" w:semiHidden="1" w:uiPriority="1" w:unhideWhenUsed="1"/>
+    <w:lsdException w:name="Body Text" w:semiHidden="1" w:unhideWhenUsed="1"/>
+    <w:lsdException w:name="Body Text Indent" w:semiHidden="1" w:unhideWhenUsed="1"/>
+    <w:lsdException w:name="List Continue" w:semiHidden="1" w:unhideWhenUsed="1"/>
+    <w:lsdException w:name="List Continue 2" w:semiHidden="1" w:unhideWhenUsed="1"/>
+    <w:lsdException w:name="List Continue 3" w:semiHidden="1" w:unhideWhenUsed="1"/>
+    <w:lsdException w:name="List Continue 4" w:semiHidden="1" w:unhideWhenUsed="1"/>
+    <w:lsdException w:name="List Continue 5" w:semiHidden="1" w:unhideWhenUsed="1"/>
+    <w:lsdException w:name="Message Header" w:semiHidden="1" w:unhideWhenUsed="1"/>
+    <w:lsdException w:name="Subtitle" w:uiPriority="11" w:qFormat="1"/>
+    <w:lsdException w:name="Salutation" w:semiHidden="1" w:unhideWhenUsed="1"/>
+    <w:lsdException w:name="Date" w:semiHidden="1" w:unhideWhenUsed="1"/>
+    <w:lsdException w:name="Body Text First Indent" w:semiHidden="1" w:unhideWhenUsed="1"/>
+    <w:lsdException w:name="Body Text First Indent 2" w:semiHidden="1" w:unhideWhenUsed="1"/>
+    <w:lsdException w:name="Note Heading" w:semiHidden="1" w:unhideWhenUsed="1"/>
+    <w:lsdException w:name="Body Text 2" w:semiHidden="1" w:unhideWhenUsed="1"/>
+    <w:lsdException w:name="Body Text 3" w:semiHidden="1" w:unhideWhenUsed="1"/>
+    <w:lsdException w:name="Body Text Indent 2" w:semiHidden="1" w:unhideWhenUsed="1"/>
+    <w:lsdException w:name="Body Text Indent 3" w:semiHidden="1" w:unhideWhenUsed="1"/>
+    <w:lsdException w:name="Block Text" w:semiHidden="1" w:unhideWhenUsed="1"/>
+    <w:lsdException w:name="Hyperlink" w:semiHidden="1" w:unhideWhenUsed="1"/>
+    <w:lsdException w:name="FollowedHyperlink" w:semiHidden="1" w:unhideWhenUsed="1"/>
+    <w:lsdException w:name="Strong" w:uiPriority="22" w:qFormat="1"/>
+    <w:lsdException w:name="Emphasis" w:uiPriority="20" w:qFormat="1"/>
+    <w:lsdException w:name="Document Map" w:semiHidden="1" w:unhideWhenUsed="1"/>
+    <w:lsdException w:name="Plain Text" w:semiHidden="1" w:unhideWhenUsed="1"/>
+    <w:lsdException w:name="E-mail Signature" w:semiHidden="1" w:unhideWhenUsed="1"/>
+    <w:lsdException w:name="HTML Top of Form" w:semiHidden="1" w:unhideWhenUsed="1"/>
+    <w:lsdException w:name="HTML Bottom of Form" w:semiHidden="1" w:unhideWhenUsed="1"/>
+    <w:lsdException w:name="Normal (Web)" w:semiHidden="1" w:unhideWhenUsed="1"/>
+    <w:lsdException w:name="HTML Acronym" w:semiHidden="1" w:unhideWhenUsed="1"/>
+    <w:lsdException w:name="HTML Address" w:semiHidden="1" w:unhideWhenUsed="1"/>
+    <w:lsdException w:name="HTML Cite" w:semiHidden="1" w:unhideWhenUsed="1"/>
+    <w:lsdException w:name="HTML Code" w:semiHidden="1" w:unhideWhenUsed="1"/>
+    <w:lsdException w:name="HTML Definition" w:semiHidden="1" w:unhideWhenUsed="1"/>
+    <w:lsdException w:name="HTML Keyboard" w:semiHidden="1" w:unhideWhenUsed="1"/>
+    <w:lsdException w:name="HTML Preformatted" w:semiHidden="1" w:unhideWhenUsed="1"/>
+    <w:lsdException w:name="HTML Sample" w:semiHidden="1" w:unhideWhenUsed="1"/>
+    <w:lsdException w:name="HTML Typewriter" w:semiHidden="1" w:unhideWhenUsed="1"/>
+    <w:lsdException w:name="HTML Variable" w:semiHidden="1" w:unhideWhenUsed="1"/>
+    <w:lsdException w:name="Normal Table" w:semiHidden="1" w:unhideWhenUsed="1"/>
+    <w:lsdException w:name="annotation subject" w:semiHidden="1" w:unhideWhenUsed="1"/>
+    <w:lsdException w:name="No List" w:semiHidden="1" w:unhideWhenUsed="1"/>
+    <w:lsdException w:name="Outline List 1" w:semiHidden="1" w:unhideWhenUsed="1"/>
+    <w:lsdException w:name="Outline List 2" w:semiHidden="1" w:unhideWhenUsed="1"/>
+    <w:lsdException w:name="Outline List 3" w:semiHidden="1" w:unhideWhenUsed="1"/>
+    <w:lsdException w:name="Table Simple 1" w:semiHidden="1" w:unhideWhenUsed="1"/>
+    <w:lsdException w:name="Table Simple 2" w:semiHidden="1" w:unhideWhenUsed="1"/>
+    <w:lsdException w:name="Table Simple 3" w:semiHidden="1" w:unhideWhenUsed="1"/>
+    <w:lsdException w:name="Table Classic 1" w:semiHidden="1" w:unhideWhenUsed="1"/>
+    <w:lsdException w:name="Table Classic 2" w:semiHidden="1" w:unhideWhenUsed="1"/>
+    <w:lsdException w:name="Table Classic 3" w:semiHidden="1" w:unhideWhenUsed="1"/>
+    <w:lsdException w:name="Table Classic 4" w:semiHidden="1" w:unhideWhenUsed="1"/>
+    <w:lsdException w:name="Table Colorful 1" w:semiHidden="1" w:unhideWhenUsed="1"/>
+    <w:lsdException w:name="Table Colorful 2" w:semiHidden="1" w:unhideWhenUsed="1"/>
+    <w:lsdException w:name="Table Colorful 3" w:semiHidden="1" w:unhideWhenUsed="1"/>
+    <w:lsdException w:name="Table Columns 1" w:semiHidden="1" w:unhideWhenUsed="1"/>
+    <w:lsdException w:name="Table Columns 2" w:semiHidden="1" w:unhideWhenUsed="1"/>
+    <w:lsdException w:name="Table Columns 3" w:semiHidden="1" w:unhideWhenUsed="1"/>
+    <w:lsdException w:name="Table Columns 4" w:semiHidden="1" w:unhideWhenUsed="1"/>
+    <w:lsdException w:name="Table Columns 5" w:semiHidden="1" w:unhideWhenUsed="1"/>
+    <w:lsdException w:name="Table Grid 1" w:semiHidden="1" w:unhideWhenUsed="1"/>
+    <w:lsdException w:name="Table Grid 2" w:semiHidden="1" w:unhideWhenUsed="1"/>
+    <w:lsdException w:name="Table Grid 3" w:semiHidden="1" w:unhideWhenUsed="1"/>
+    <w:lsdException w:name="Table Grid 4" w:semiHidden="1" w:unhideWhenUsed="1"/>
+    <w:lsdException w:name="Table Grid 5" w:semiHidden="1" w:unhideWhenUsed="1"/>
+    <w:lsdException w:name="Table Grid 6" w:semiHidden="1" w:unhideWhenUsed="1"/>
+    <w:lsdException w:name="Table Grid 7" w:semiHidden="1" w:unhideWhenUsed="1"/>
+    <w:lsdException w:name="Table Grid 8" w:semiHidden="1" w:unhideWhenUsed="1"/>
+    <w:lsdException w:name="Table List 1" w:semiHidden="1" w:unhideWhenUsed="1"/>
+    <w:lsdException w:name="Table List 2" w:semiHidden="1" w:unhideWhenUsed="1"/>
+    <w:lsdException w:name="Table List 3" w:semiHidden="1" w:unhideWhenUsed="1"/>
+    <w:lsdException w:name="Table List 4" w:semiHidden="1" w:unhideWhenUsed="1"/>
+    <w:lsdException w:name="Table List 5" w:semiHidden="1" w:unhideWhenUsed="1"/>
+    <w:lsdException w:name="Table List 6" w:semiHidden="1" w:unhideWhenUsed="1"/>
+    <w:lsdException w:name="Table List 7" w:semiHidden="1" w:unhideWhenUsed="1"/>
+    <w:lsdException w:name="Table List 8" w:semiHidden="1" w:unhideWhenUsed="1"/>
+    <w:lsdException w:name="Table 3D effects 1" w:semiHidden="1" w:unhideWhenUsed="1"/>
+    <w:lsdException w:name="Table 3D effects 2" w:semiHidden="1" w:unhideWhenUsed="1"/>
+    <w:lsdException w:name="Table 3D effects 3" w:semiHidden="1" w:unhideWhenUsed="1"/>
+    <w:lsdException w:name="Table Contemporary" w:semiHidden="1" w:unhideWhenUsed="1"/>
+    <w:lsdException w:name="Table Elegant" w:semiHidden="1" w:unhideWhenUsed="1"/>
+    <w:lsdException w:name="Table Professional" w:semiHidden="1" w:unhideWhenUsed="1"/>
+    <w:lsdException w:name="Table Subtle 1" w:semiHidden="1" w:unhideWhenUsed="1"/>
+    <w:lsdException w:name="Table Subtle 2" w:semiHidden="1" w:unhideWhenUsed="1"/>
+    <w:lsdException w:name="Table Web 1" w:semiHidden="1" w:unhideWhenUsed="1"/>
+    <w:lsdException w:name="Table Web 2" w:semiHidden="1" w:unhideWhenUsed="1"/>
+    <w:lsdException w:name="Table Web 3" w:semiHidden="1" w:unhideWhenUsed="1"/>
+    <w:lsdException w:name="Balloon Text" w:semiHidden="1" w:unhideWhenUsed="1"/>
+    <w:lsdException w:name="Table Grid" w:semiHidden="1" w:uiPriority="39" w:unhideWhenUsed="1"/>
+    <w:lsdException w:name="Table Theme" w:semiHidden="1" w:unhideWhenUsed="1"/>
+    <w:lsdException w:name="Placeholder Text" w:semiHidden="1"/>
+    <w:lsdException w:name="No Spacing" w:uiPriority="1" w:qFormat="1"/>
+    <w:lsdException w:name="Light Shading" w:uiPriority="60"/>
+    <w:lsdException w:name="Light List" w:uiPriority="61"/>
+    <w:lsdException w:name="Light Grid" w:uiPriority="62"/>
+    <w:lsdException w:name="Medium Shading 1" w:uiPriority="63"/>
+    <w:lsdException w:name="Medium Shading 2" w:uiPriority="64"/>
+    <w:lsdException w:name="Medium List 1" w:uiPriority="65"/>
+    <w:lsdException w:name="Medium List 2" w:uiPriority="66"/>
+    <w:lsdException w:name="Medium Grid 1" w:uiPriority="67"/>
+    <w:lsdException w:name="Medium Grid 2" w:uiPriority="68"/>
+    <w:lsdException w:name="Medium Grid 3" w:uiPriority="69"/>
+    <w:lsdException w:name="Dark List" w:uiPriority="70"/>
+    <w:lsdException w:name="Colorful Shading" w:uiPriority="71"/>
+    <w:lsdException w:name="Colorful List" w:uiPriority="72"/>
+    <w:lsdException w:name="Colorful Grid" w:uiPriority="73"/>
+    <w:lsdException w:name="Light Shading Accent 1" w:uiPriority="60"/>
+    <w:lsdException w:name="Light List Accent 1" w:uiPriority="61"/>
+    <w:lsdException w:name="Light Grid Accent 1" w:uiPriority="62"/>
+    <w:lsdException w:name="Medium Shading 1 Accent 1" w:uiPriority="63"/>
+    <w:lsdException w:name="Medium Shading 2 Accent 1" w:uiPriority="64"/>
+    <w:lsdException w:name="Medium List 1 Accent 1" w:uiPriority="65"/>
+    <w:lsdException w:name="Revision" w:semiHidden="1"/>
+    <w:lsdException w:name="List Paragraph" w:uiPriority="34" w:qFormat="1"/>
+    <w:lsdException w:name="Quote" w:uiPriority="29" w:qFormat="1"/>
+    <w:lsdException w:name="Intense Quote" w:uiPriority="30" w:qFormat="1"/>
+    <w:lsdException w:name="Medium List 2 Accent 1" w:uiPriority="66"/>
+    <w:lsdException w:name="Medium Grid 1 Accent 1" w:uiPriority="67"/>
+    <w:lsdException w:name="Medium Grid 2 Accent 1" w:uiPriority="68"/>
+    <w:lsdException w:name="Medium Grid 3 Accent 1" w:uiPriority="69"/>
+    <w:lsdException w:name="Dark List Accent 1" w:uiPriority="70"/>
+    <w:lsdException w:name="Colorful Shading Accent 1" w:uiPriority="71"/>
+    <w:lsdException w:name="Colorful List Accent 1" w:uiPriority="72"/>
+    <w:lsdException w:name="Colorful Grid Accent 1" w:uiPriority="73"/>
+    <w:lsdException w:name="Light Shading Accent 2" w:uiPriority="60"/>
+    <w:lsdException w:name="Light List Accent 2" w:uiPriority="61"/>
+    <w:lsdException w:name="Light Grid Accent 2" w:uiPriority="62"/>
+    <w:lsdException w:name="Medium Shading 1 Accent 2" w:uiPriority="63"/>
+    <w:lsdException w:name="Medium Shading 2 Accent 2" w:uiPriority="64"/>
+    <w:lsdException w:name="Medium List 1 Accent 2" w:uiPriority="65"/>
+    <w:lsdException w:name="Medium List 2 Accent 2" w:uiPriority="66"/>
+    <w:lsdException w:name="Medium Grid 1 Accent 2" w:uiPriority="67"/>
+    <w:lsdException w:name="Medium Grid 2 Accent 2" w:uiPriority="68"/>
+    <w:lsdException w:name="Medium Grid 3 Accent 2" w:uiPriority="69"/>
+    <w:lsdException w:name="Dark List Accent 2" w:uiPriority="70"/>
+    <w:lsdException w:name="Colorful Shading Accent 2" w:uiPriority="71"/>
+    <w:lsdException w:name="Colorful List Accent 2" w:uiPriority="72"/>
+    <w:lsdException w:name="Colorful Grid Accent 2" w:uiPriority="73"/>
+    <w:lsdException w:name="Light Shading Accent 3" w:uiPriority="60"/>
+    <w:lsdException w:name="Light List Accent 3" w:uiPriority="61"/>
+    <w:lsdException w:name="Light Grid Accent 3" w:uiPriority="62"/>
+    <w:lsdException w:name="Medium Shading 1 Accent 3" w:uiPriority="63"/>
+    <w:lsdException w:name="Medium Shading 2 Accent 3" w:uiPriority="64"/>
+    <w:lsdException w:name="Medium List 1 Accent 3" w:uiPriority="65"/>
+    <w:lsdException w:name="Medium List 2 Accent 3" w:uiPriority="66"/>
+    <w:lsdException w:name="Medium Grid 1 Accent 3" w:uiPriority="67"/>
+    <w:lsdException w:name="Medium Grid 2 Accent 3" w:uiPriority="68"/>
+    <w:lsdException w:name="Medium Grid 3 Accent 3" w:uiPriority="69"/>
+    <w:lsdException w:name="Dark List Accent 3" w:uiPriority="70"/>
+    <w:lsdException w:name="Colorful Shading Accent 3" w:uiPriority="71"/>
+    <w:lsdException w:name="Colorful List Accent 3" w:uiPriority="72"/>
+    <w:lsdException w:name="Colorful Grid Accent 3" w:uiPriority="73"/>
+    <w:lsdException w:name="Light Shading Accent 4" w:uiPriority="60"/>
+    <w:lsdException w:name="Light List Accent 4" w:uiPriority="61"/>
+    <w:lsdException w:name="Light Grid Accent 4" w:uiPriority="62"/>
+    <w:lsdException w:name="Medium Shading 1 Accent 4" w:uiPriority="63"/>
+    <w:lsdException w:name="Medium Shading 2 Accent 4" w:uiPriority="64"/>
+    <w:lsdException w:name="Medium List 1 Accent 4" w:uiPriority="65"/>
+    <w:lsdException w:name="Medium List 2 Accent 4" w:uiPriority="66"/>
+    <w:lsdException w:name="Medium Grid 1 Accent 4" w:uiPriority="67"/>
+    <w:lsdException w:name="Medium Grid 2 Accent 4" w:uiPriority="68"/>
+    <w:lsdException w:name="Medium Grid 3 Accent 4" w:uiPriority="69"/>
+    <w:lsdException w:name="Dark List Accent 4" w:uiPriority="70"/>
+    <w:lsdException w:name="Colorful Shading Accent 4" w:uiPriority="71"/>
+    <w:lsdException w:name="Colorful List Accent 4" w:uiPriority="72"/>
+    <w:lsdException w:name="Colorful Grid Accent 4" w:uiPriority="73"/>
+    <w:lsdException w:name="Light Shading Accent 5" w:uiPriority="60"/>
+    <w:lsdException w:name="Light List Accent 5" w:uiPriority="61"/>
+    <w:lsdException w:name="Light Grid Accent 5" w:uiPriority="62"/>
+    <w:lsdException w:name="Medium Shading 1 Accent 5" w:uiPriority="63"/>
+    <w:lsdException w:name="Medium Shading 2 Accent 5" w:uiPriority="64"/>
+    <w:lsdException w:name="Medium List 1 Accent 5" w:uiPriority="65"/>
+    <w:lsdException w:name="Medium List 2 Accent 5" w:uiPriority="66"/>
+    <w:lsdException w:name="Medium Grid 1 Accent 5" w:uiPriority="67"/>
+    <w:lsdException w:name="Medium Grid 2 Accent 5" w:uiPriority="68"/>
+    <w:lsdException w:name="Medium Grid 3 Accent 5" w:uiPriority="69"/>
+    <w:lsdException w:name="Dark List Accent 5" w:uiPriority="70"/>
+    <w:lsdException w:name="Colorful Shading Accent 5" w:uiPriority="71"/>
+    <w:lsdException w:name="Colorful List Accent 5" w:uiPriority="72"/>
+    <w:lsdException w:name="Colorful Grid Accent 5" w:uiPriority="73"/>
+    <w:lsdException w:name="Light Shading Accent 6" w:uiPriority="60"/>
+    <w:lsdException w:name="Light List Accent 6" w:uiPriority="61"/>
+    <w:lsdException w:name="Light Grid Accent 6" w:uiPriority="62"/>
+    <w:lsdException w:name="Medium Shading 1 Accent 6" w:uiPriority="63"/>
+    <w:lsdException w:name="Medium Shading 2 Accent 6" w:uiPriority="64"/>
+    <w:lsdException w:name="Medium List 1 Accent 6" w:uiPriority="65"/>
+    <w:lsdException w:name="Medium List 2 Accent 6" w:uiPriority="66"/>
+    <w:lsdException w:name="Medium Grid 1 Accent 6" w:uiPriority="67"/>
+    <w:lsdException w:name="Medium Grid 2 Accent 6" w:uiPriority="68"/>
+    <w:lsdException w:name="Medium Grid 3 Accent 6" w:uiPriority="69"/>
+    <w:lsdException w:name="Dark List Accent 6" w:uiPriority="70"/>
+    <w:lsdException w:name="Colorful Shading Accent 6" w:uiPriority="71"/>
+    <w:lsdException w:name="Colorful List Accent 6" w:uiPriority="72"/>
+    <w:lsdException w:name="Colorful Grid Accent 6" w:uiPriority="73"/>
+    <w:lsdException w:name="Subtle Emphasis" w:uiPriority="19" w:qFormat="1"/>
+    <w:lsdException w:name="Intense Emphasis" w:uiPriority="21" w:qFormat="1"/>
+    <w:lsdException w:name="Subtle Reference" w:uiPriority="31" w:qFormat="1"/>
+    <w:lsdException w:name="Intense Reference" w:uiPriority="32" w:qFormat="1"/>
+    <w:lsdException w:name="Book Title" w:uiPriority="33" w:qFormat="1"/>
+    <w:lsdException w:name="Bibliography" w:semiHidden="1" w:uiPriority="37" w:unhideWhenUsed="1"/>
+    <w:lsdException w:name="TOC Heading" w:semiHidden="1" w:uiPriority="39" w:unhideWhenUsed="1" w:qFormat="1"/>
+    <w:lsdException w:name="Plain Table 1" w:uiPriority="41"/>
+    <w:lsdException w:name="Plain Table 2" w:uiPriority="42"/>
+    <w:lsdException w:name="Plain Table 3" w:uiPriority="43"/>
+    <w:lsdException w:name="Plain Table 4" w:uiPriority="44"/>
+    <w:lsdException w:name="Plain Table 5" w:uiPriority="45"/>
+    <w:lsdException w:name="Grid Table Light" w:uiPriority="40"/>
+    <w:lsdException w:name="Grid Table 1 Light" w:uiPriority="46"/>
+    <w:lsdException w:name="Grid Table 2" w:uiPriority="47"/>
+    <w:lsdException w:name="Grid Table 3" w:uiPriority="48"/>
+    <w:lsdException w:name="Grid Table 4" w:uiPriority="49"/>
+    <w:lsdException w:name="Grid Table 5 Dark" w:uiPriority="50"/>
+    <w:lsdException w:name="Grid Table 6 Colorful" w:uiPriority="51"/>
+    <w:lsdException w:name="Grid Table 7 Colorful" w:uiPriority="52"/>
+    <w:lsdException w:name="Grid Table 1 Light Accent 1" w:uiPriority="46"/>
+    <w:lsdException w:name="Grid Table 2 Accent 1" w:uiPriority="47"/>
+    <w:lsdException w:name="Grid Table 3 Accent 1" w:uiPriority="48"/>
+    <w:lsdException w:name="Grid Table 4 Accent 1" w:uiPriority="49"/>
+    <w:lsdException w:name="Grid Table 5 Dark Accent 1" w:uiPriority="50"/>
+    <w:lsdException w:name="Grid Table 6 Colorful Accent 1" w:uiPriority="51"/>
+    <w:lsdException w:name="Grid Table 7 Colorful Accent 1" w:uiPriority="52"/>
+    <w:lsdException w:name="Grid Table 1 Light Accent 2" w:uiPriority="46"/>
+    <w:lsdException w:name="Grid Table 2 Accent 2" w:uiPriority="47"/>
+    <w:lsdException w:name="Grid Table 3 Accent 2" w:uiPriority="48"/>
+    <w:lsdException w:name="Grid Table 4 Accent 2" w:uiPriority="49"/>
+    <w:lsdException w:name="Grid Table 5 Dark Accent 2" w:uiPriority="50"/>
+    <w:lsdException w:name="Grid Table 6 Colorful Accent 2" w:uiPriority="51"/>
+    <w:lsdException w:name="Grid Table 7 Colorful Accent 2" w:uiPriority="52"/>
+    <w:lsdException w:name="Grid Table 1 Light Accent 3" w:uiPriority="46"/>
+    <w:lsdException w:name="Grid Table 2 Accent 3" w:uiPriority="47"/>
+    <w:lsdException w:name="Grid Table 3 Accent 3" w:uiPriority="48"/>
+    <w:lsdException w:name="Grid Table 4 Accent 3" w:uiPriority="49"/>
+    <w:lsdException w:name="Grid Table 5 Dark Accent 3" w:uiPriority="50"/>
+    <w:lsdException w:name="Grid Table 6 Colorful Accent 3" w:uiPriority="51"/>
+    <w:lsdException w:name="Grid Table 7 Colorful Accent 3" w:uiPriority="52"/>
+    <w:lsdException w:name="Grid Table 1 Light Accent 4" w:uiPriority="46"/>
+    <w:lsdException w:name="Grid Table 2 Accent 4" w:uiPriority="47"/>
+    <w:lsdException w:name="Grid Table 3 Accent 4" w:uiPriority="48"/>
+    <w:lsdException w:name="Grid Table 4 Accent 4" w:uiPriority="49"/>
+    <w:lsdException w:name="Grid Table 5 Dark Accent 4" w:uiPriority="50"/>
+    <w:lsdException w:name="Grid Table 6 Colorful Accent 4" w:uiPriority="51"/>
+    <w:lsdException w:name="Grid Table 7 Colorful Accent 4" w:uiPriority="52"/>
+    <w:lsdException w:name="Grid Table 1 Light Accent 5" w:uiPriority="46"/>
+    <w:lsdException w:name="Grid Table 2 Accent 5" w:uiPriority="47"/>
+    <w:lsdException w:name="Grid Table 3 Accent 5" w:uiPriority="48"/>
+    <w:lsdException w:name="Grid Table 4 Accent 5" w:uiPriority="49"/>
+    <w:lsdException w:name="Grid Table 5 Dark Accent 5" w:uiPriority="50"/>
+    <w:lsdException w:name="Grid Table 6 Colorful Accent 5" w:uiPriority="51"/>
+    <w:lsdException w:name="Grid Table 7 Colorful Accent 5" w:uiPriority="52"/>
+    <w:lsdException w:name="Grid Table 1 Light Accent 6" w:uiPriority="46"/>
+    <w:lsdException w:name="Grid Table 2 Accent 6" w:uiPriority="47"/>
+    <w:lsdException w:name="Grid Table 3 Accent 6" w:uiPriority="48"/>
+    <w:lsdException w:name="Grid Table 4 Accent 6" w:uiPriority="49"/>
+    <w:lsdException w:name="Grid Table 5 Dark Accent 6" w:uiPriority="50"/>
+    <w:lsdException w:name="Grid Table 6 Colorful Accent 6" w:uiPriority="51"/>
+    <w:lsdException w:name="Grid Table 7 Colorful Accent 6" w:uiPriority="52"/>
+    <w:lsdException w:name="List Table 1 Light" w:uiPriority="46"/>
+    <w:lsdException w:name="List Table 2" w:uiPriority="47"/>
+    <w:lsdException w:name="List Table 3" w:uiPriority="48"/>
+    <w:lsdException w:name="List Table 4" w:uiPriority="49"/>
+    <w:lsdException w:name="List Table 5 Dark" w:uiPriority="50"/>
+    <w:lsdException w:name="List Table 6 Colorful" w:uiPriority="51"/>
+    <w:lsdException w:name="List Table 7 Colorful" w:uiPriority="52"/>
+    <w:lsdException w:name="List Table 1 Light Accent 1" w:uiPriority="46"/>
+    <w:lsdException w:name="List Table 2 Accent 1" w:uiPriority="47"/>
+    <w:lsdException w:name="List Table 3 Accent 1" w:uiPriority="48"/>
+    <w:lsdException w:name="List Table 4 Accent 1" w:uiPriority="49"/>
+    <w:lsdException w:name="List Table 5 Dark Accent 1" w:uiPriority="50"/>
+    <w:lsdException w:name="List Table 6 Colorful Accent 1" w:uiPriority="51"/>
+    <w:lsdException w:name="List Table 7 Colorful Accent 1" w:uiPriority="52"/>
+    <w:lsdException w:name="List Table 1 Light Accent 2" w:uiPriority="46"/>
+    <w:lsdException w:name="List Table 2 Accent 2" w:uiPriority="47"/>
+    <w:lsdException w:name="List Table 3 Accent 2" w:uiPriority="48"/>
+    <w:lsdException w:name="List Table 4 Accent 2" w:uiPriority="49"/>
+    <w:lsdException w:name="List Table 5 Dark Accent 2" w:uiPriority="50"/>
+    <w:lsdException w:name="List Table 6 Colorful Accent 2" w:uiPriority="51"/>
+    <w:lsdException w:name="List Table 7 Colorful Accent 2" w:uiPriority="52"/>
+    <w:lsdException w:name="List Table 1 Light Accent 3" w:uiPriority="46"/>
+    <w:lsdException w:name="List Table 2 Accent 3" w:uiPriority="47"/>
+    <w:lsdException w:name="List Table 3 Accent 3" w:uiPriority="48"/>
+    <w:lsdException w:name="List Table 4 Accent 3" w:uiPriority="49"/>
+    <w:lsdException w:name="List Table 5 Dark Accent 3" w:uiPriority="50"/>
+    <w:lsdException w:name="List Table 6 Colorful Accent 3" w:uiPriority="51"/>
+    <w:lsdException w:name="List Table 7 Colorful Accent 3" w:uiPriority="52"/>
+    <w:lsdException w:name="List Table 1 Light Accent 4" w:uiPriority="46"/>
+    <w:lsdException w:name="List Table 2 Accent 4" w:uiPriority="47"/>
+    <w:lsdException w:name="List Table 3 Accent 4" w:uiPriority="48"/>
+    <w:lsdException w:name="List Table 4 Accent 4" w:uiPriority="49"/>
+    <w:lsdException w:name="List Table 5 Dark Accent 4" w:uiPriority="50"/>
+    <w:lsdException w:name="List Table 6 Colorful Accent 4" w:uiPriority="51"/>
+    <w:lsdException w:name="List Table 7 Colorful Accent 4" w:uiPriority="52"/>
+    <w:lsdException w:name="List Table 1 Light Accent 5" w:uiPriority="46"/>
+    <w:lsdException w:name="List Table 2 Accent 5" w:uiPriority="47"/>
+    <w:lsdException w:name="List Table 3 Accent 5" w:uiPriority="48"/>
+    <w:lsdException w:name="List Table 4 Accent 5" w:uiPriority="49"/>
+    <w:lsdException w:name="List Table 5 Dark Accent 5" w:uiPriority="50"/>
+    <w:lsdException w:name="List Table 6 Colorful Accent 5" w:uiPriority="51"/>
+    <w:lsdException w:name="List Table 7 Colorful Accent 5" w:uiPriority="52"/>
+    <w:lsdException w:name="List Table 1 Light Accent 6" w:uiPriority="46"/>
+    <w:lsdException w:name="List Table 2 Accent 6" w:uiPriority="47"/>
+    <w:lsdException w:name="List Table 3 Accent 6" w:uiPriority="48"/>
+    <w:lsdException w:name="List Table 4 Accent 6" w:uiPriority="49"/>
+    <w:lsdException w:name="List Table 5 Dark Accent 6" w:uiPriority="50"/>
+    <w:lsdException w:name="List Table 6 Colorful Accent 6" w:uiPriority="51"/>
+    <w:lsdException w:name="List Table 7 Colorful Accent 6" w:uiPriority="52"/>
+    <w:lsdException w:name="Mention" w:semiHidden="1" w:unhideWhenUsed="1"/>
+    <w:lsdException w:name="Smart Hyperlink" w:semiHidden="1" w:unhideWhenUsed="1"/>
+    <w:lsdException w:name="Hashtag" w:semiHidden="1" w:unhideWhenUsed="1"/>
+    <w:lsdException w:name="Unresolved Mention" w:semiHidden="1" w:unhideWhenUsed="1"/>
+    <w:lsdException w:name="Smart Link" w:semiHidden="1" w:unhideWhenUsed="1"/>
   </w:latentStyles>
-  <w:style w:type="paragraph" w:default="1" w:styleId="a">
+  <w:style w:type="paragraph" w:default="1" w:styleId="Normal">
     <w:name w:val="Normal"/>
     <w:qFormat/>
     <w:rsid w:val="00703887"/>
@@ -1349,11 +1696,11 @@
       <w:szCs w:val="28"/>
     </w:rPr>
   </w:style>
-  <w:style w:type="paragraph" w:styleId="1">
+  <w:style w:type="paragraph" w:styleId="Heading1">
     <w:name w:val="heading 1"/>
-    <w:basedOn w:val="a"/>
-    <w:next w:val="a"/>
-    <w:link w:val="10"/>
+    <w:basedOn w:val="Normal"/>
+    <w:next w:val="Normal"/>
+    <w:link w:val="Heading1Char"/>
     <w:uiPriority w:val="9"/>
     <w:qFormat/>
     <w:rsid w:val="00703887"/>
@@ -1374,13 +1721,13 @@
       <w:szCs w:val="32"/>
     </w:rPr>
   </w:style>
-  <w:style w:type="character" w:default="1" w:styleId="a0">
+  <w:style w:type="character" w:default="1" w:styleId="DefaultParagraphFont">
     <w:name w:val="Default Paragraph Font"/>
     <w:uiPriority w:val="1"/>
     <w:semiHidden/>
     <w:unhideWhenUsed/>
   </w:style>
-  <w:style w:type="table" w:default="1" w:styleId="a1">
+  <w:style w:type="table" w:default="1" w:styleId="TableNormal">
     <w:name w:val="Normal Table"/>
     <w:uiPriority w:val="99"/>
     <w:semiHidden/>
@@ -1395,15 +1742,15 @@
       </w:tblCellMar>
     </w:tblPr>
   </w:style>
-  <w:style w:type="numbering" w:default="1" w:styleId="a2">
+  <w:style w:type="numbering" w:default="1" w:styleId="NoList">
     <w:name w:val="No List"/>
     <w:uiPriority w:val="99"/>
     <w:semiHidden/>
     <w:unhideWhenUsed/>
   </w:style>
-  <w:style w:type="paragraph" w:styleId="a3">
+  <w:style w:type="paragraph" w:styleId="NormalWeb">
     <w:name w:val="Normal (Web)"/>
-    <w:basedOn w:val="a"/>
+    <w:basedOn w:val="Normal"/>
     <w:uiPriority w:val="99"/>
     <w:unhideWhenUsed/>
     <w:rsid w:val="00703887"/>
@@ -1414,11 +1761,11 @@
       <w:rFonts w:eastAsia="Times New Roman"/>
     </w:rPr>
   </w:style>
-  <w:style w:type="paragraph" w:styleId="a4">
+  <w:style w:type="paragraph" w:styleId="Title">
     <w:name w:val="Title"/>
-    <w:basedOn w:val="a"/>
-    <w:next w:val="a"/>
-    <w:link w:val="a5"/>
+    <w:basedOn w:val="Normal"/>
+    <w:next w:val="Normal"/>
+    <w:link w:val="TitleChar"/>
     <w:uiPriority w:val="10"/>
     <w:qFormat/>
     <w:rsid w:val="00703887"/>
@@ -1433,10 +1780,10 @@
       <w:szCs w:val="56"/>
     </w:rPr>
   </w:style>
-  <w:style w:type="character" w:customStyle="1" w:styleId="a5">
-    <w:name w:val="Название Знак"/>
-    <w:basedOn w:val="a0"/>
-    <w:link w:val="a4"/>
+  <w:style w:type="character" w:customStyle="1" w:styleId="TitleChar">
+    <w:name w:val="Title Char"/>
+    <w:basedOn w:val="DefaultParagraphFont"/>
+    <w:link w:val="Title"/>
     <w:uiPriority w:val="10"/>
     <w:rsid w:val="00703887"/>
     <w:rPr>
@@ -1447,10 +1794,10 @@
       <w:szCs w:val="56"/>
     </w:rPr>
   </w:style>
-  <w:style w:type="character" w:customStyle="1" w:styleId="10">
-    <w:name w:val="Заголовок 1 Знак"/>
-    <w:basedOn w:val="a0"/>
-    <w:link w:val="1"/>
+  <w:style w:type="character" w:customStyle="1" w:styleId="Heading1Char">
+    <w:name w:val="Heading 1 Char"/>
+    <w:basedOn w:val="DefaultParagraphFont"/>
+    <w:link w:val="Heading1"/>
     <w:uiPriority w:val="9"/>
     <w:rsid w:val="00703887"/>
     <w:rPr>
@@ -1462,13 +1809,12 @@
       <w:szCs w:val="32"/>
     </w:rPr>
   </w:style>
-  <w:style w:type="table" w:styleId="a6">
+  <w:style w:type="table" w:styleId="TableGrid">
     <w:name w:val="Table Grid"/>
-    <w:basedOn w:val="a1"/>
+    <w:basedOn w:val="TableNormal"/>
     <w:uiPriority w:val="39"/>
     <w:rsid w:val="00703887"/>
     <w:tblPr>
-      <w:tblInd w:w="0" w:type="dxa"/>
       <w:tblBorders>
         <w:top w:val="single" w:sz="4" w:space="0" w:color="auto"/>
         <w:left w:val="single" w:sz="4" w:space="0" w:color="auto"/>
@@ -1477,18 +1823,12 @@
         <w:insideH w:val="single" w:sz="4" w:space="0" w:color="auto"/>
         <w:insideV w:val="single" w:sz="4" w:space="0" w:color="auto"/>
       </w:tblBorders>
-      <w:tblCellMar>
-        <w:top w:w="0" w:type="dxa"/>
-        <w:left w:w="108" w:type="dxa"/>
-        <w:bottom w:w="0" w:type="dxa"/>
-        <w:right w:w="108" w:type="dxa"/>
-      </w:tblCellMar>
     </w:tblPr>
   </w:style>
-  <w:style w:type="paragraph" w:styleId="a7">
+  <w:style w:type="paragraph" w:styleId="Header">
     <w:name w:val="header"/>
-    <w:basedOn w:val="a"/>
-    <w:link w:val="a8"/>
+    <w:basedOn w:val="Normal"/>
+    <w:link w:val="HeaderChar"/>
     <w:uiPriority w:val="99"/>
     <w:unhideWhenUsed/>
     <w:rsid w:val="00F5322A"/>
@@ -1499,10 +1839,10 @@
       </w:tabs>
     </w:pPr>
   </w:style>
-  <w:style w:type="character" w:customStyle="1" w:styleId="a8">
-    <w:name w:val="Верхний колонтитул Знак"/>
-    <w:basedOn w:val="a0"/>
-    <w:link w:val="a7"/>
+  <w:style w:type="character" w:customStyle="1" w:styleId="HeaderChar">
+    <w:name w:val="Header Char"/>
+    <w:basedOn w:val="DefaultParagraphFont"/>
+    <w:link w:val="Header"/>
     <w:uiPriority w:val="99"/>
     <w:rsid w:val="00F5322A"/>
     <w:rPr>
@@ -1511,10 +1851,10 @@
       <w:szCs w:val="28"/>
     </w:rPr>
   </w:style>
-  <w:style w:type="paragraph" w:styleId="a9">
+  <w:style w:type="paragraph" w:styleId="Footer">
     <w:name w:val="footer"/>
-    <w:basedOn w:val="a"/>
-    <w:link w:val="aa"/>
+    <w:basedOn w:val="Normal"/>
+    <w:link w:val="FooterChar"/>
     <w:uiPriority w:val="99"/>
     <w:unhideWhenUsed/>
     <w:rsid w:val="00F5322A"/>
@@ -1525,10 +1865,10 @@
       </w:tabs>
     </w:pPr>
   </w:style>
-  <w:style w:type="character" w:customStyle="1" w:styleId="aa">
-    <w:name w:val="Нижний колонтитул Знак"/>
-    <w:basedOn w:val="a0"/>
-    <w:link w:val="a9"/>
+  <w:style w:type="character" w:customStyle="1" w:styleId="FooterChar">
+    <w:name w:val="Footer Char"/>
+    <w:basedOn w:val="DefaultParagraphFont"/>
+    <w:link w:val="Footer"/>
     <w:uiPriority w:val="99"/>
     <w:rsid w:val="00F5322A"/>
     <w:rPr>
@@ -1537,374 +1877,9 @@
       <w:szCs w:val="28"/>
     </w:rPr>
   </w:style>
-  <w:style w:type="character" w:styleId="ab">
+  <w:style w:type="character" w:styleId="PageNumber">
     <w:name w:val="page number"/>
-    <w:basedOn w:val="a0"/>
-    <w:uiPriority w:val="99"/>
-    <w:semiHidden/>
-    <w:unhideWhenUsed/>
-    <w:rsid w:val="00F5322A"/>
-  </w:style>
-</w:styles>
-</file>
-
-<file path=word/stylesWithEffects.xml><?xml version="1.0" encoding="utf-8"?>
-<w:styles xmlns:wpc="http://schemas.microsoft.com/office/word/2010/wordprocessingCanvas" xmlns:mc="http://schemas.openxmlformats.org/markup-compatibility/2006" xmlns:o="urn:schemas-microsoft-com:office:office" xmlns:r="http://schemas.openxmlformats.org/officeDocument/2006/relationships" xmlns:m="http://schemas.openxmlformats.org/officeDocument/2006/math" xmlns:v="urn:schemas-microsoft-com:vml" xmlns:wp14="http://schemas.microsoft.com/office/word/2010/wordprocessingDrawing" xmlns:wp="http://schemas.openxmlformats.org/drawingml/2006/wordprocessingDrawing" xmlns:w10="urn:schemas-microsoft-com:office:word" xmlns:w="http://schemas.openxmlformats.org/wordprocessingml/2006/main" xmlns:w14="http://schemas.microsoft.com/office/word/2010/wordml" xmlns:wpg="http://schemas.microsoft.com/office/word/2010/wordprocessingGroup" xmlns:wpi="http://schemas.microsoft.com/office/word/2010/wordprocessingInk" xmlns:wne="http://schemas.microsoft.com/office/word/2006/wordml" xmlns:wps="http://schemas.microsoft.com/office/word/2010/wordprocessingShape" mc:Ignorable="w14 wp14">
-  <w:docDefaults>
-    <w:rPrDefault>
-      <w:rPr>
-        <w:rFonts w:asciiTheme="minorHAnsi" w:eastAsiaTheme="minorHAnsi" w:hAnsiTheme="minorHAnsi" w:cstheme="minorBidi"/>
-        <w:sz w:val="24"/>
-        <w:szCs w:val="24"/>
-        <w:lang w:val="ru-RU" w:eastAsia="en-US" w:bidi="ar-SA"/>
-      </w:rPr>
-    </w:rPrDefault>
-    <w:pPrDefault/>
-  </w:docDefaults>
-  <w:latentStyles w:defLockedState="0" w:defUIPriority="99" w:defSemiHidden="1" w:defUnhideWhenUsed="1" w:defQFormat="0" w:count="267">
-    <w:lsdException w:name="Normal" w:semiHidden="0" w:uiPriority="0" w:unhideWhenUsed="0" w:qFormat="1"/>
-    <w:lsdException w:name="heading 1" w:semiHidden="0" w:uiPriority="9" w:unhideWhenUsed="0" w:qFormat="1"/>
-    <w:lsdException w:name="heading 2" w:uiPriority="9" w:qFormat="1"/>
-    <w:lsdException w:name="heading 3" w:uiPriority="9" w:qFormat="1"/>
-    <w:lsdException w:name="heading 4" w:uiPriority="9" w:qFormat="1"/>
-    <w:lsdException w:name="heading 5" w:uiPriority="9" w:qFormat="1"/>
-    <w:lsdException w:name="heading 6" w:uiPriority="9" w:qFormat="1"/>
-    <w:lsdException w:name="heading 7" w:uiPriority="9" w:qFormat="1"/>
-    <w:lsdException w:name="heading 8" w:uiPriority="9" w:qFormat="1"/>
-    <w:lsdException w:name="heading 9" w:uiPriority="9" w:qFormat="1"/>
-    <w:lsdException w:name="toc 1" w:uiPriority="39"/>
-    <w:lsdException w:name="toc 2" w:uiPriority="39"/>
-    <w:lsdException w:name="toc 3" w:uiPriority="39"/>
-    <w:lsdException w:name="toc 4" w:uiPriority="39"/>
-    <w:lsdException w:name="toc 5" w:uiPriority="39"/>
-    <w:lsdException w:name="toc 6" w:uiPriority="39"/>
-    <w:lsdException w:name="toc 7" w:uiPriority="39"/>
-    <w:lsdException w:name="toc 8" w:uiPriority="39"/>
-    <w:lsdException w:name="toc 9" w:uiPriority="39"/>
-    <w:lsdException w:name="caption" w:uiPriority="35" w:qFormat="1"/>
-    <w:lsdException w:name="Title" w:semiHidden="0" w:uiPriority="10" w:unhideWhenUsed="0" w:qFormat="1"/>
-    <w:lsdException w:name="Default Paragraph Font" w:uiPriority="1"/>
-    <w:lsdException w:name="Subtitle" w:semiHidden="0" w:uiPriority="11" w:unhideWhenUsed="0" w:qFormat="1"/>
-    <w:lsdException w:name="Strong" w:semiHidden="0" w:uiPriority="22" w:unhideWhenUsed="0" w:qFormat="1"/>
-    <w:lsdException w:name="Emphasis" w:semiHidden="0" w:uiPriority="20" w:unhideWhenUsed="0" w:qFormat="1"/>
-    <w:lsdException w:name="Table Grid" w:semiHidden="0" w:uiPriority="39" w:unhideWhenUsed="0"/>
-    <w:lsdException w:name="Placeholder Text" w:unhideWhenUsed="0"/>
-    <w:lsdException w:name="No Spacing" w:semiHidden="0" w:uiPriority="1" w:unhideWhenUsed="0" w:qFormat="1"/>
-    <w:lsdException w:name="Light Shading" w:semiHidden="0" w:uiPriority="60" w:unhideWhenUsed="0"/>
-    <w:lsdException w:name="Light List" w:semiHidden="0" w:uiPriority="61" w:unhideWhenUsed="0"/>
-    <w:lsdException w:name="Light Grid" w:semiHidden="0" w:uiPriority="62" w:unhideWhenUsed="0"/>
-    <w:lsdException w:name="Medium Shading 1" w:semiHidden="0" w:uiPriority="63" w:unhideWhenUsed="0"/>
-    <w:lsdException w:name="Medium Shading 2" w:semiHidden="0" w:uiPriority="64" w:unhideWhenUsed="0"/>
-    <w:lsdException w:name="Medium List 1" w:semiHidden="0" w:uiPriority="65" w:unhideWhenUsed="0"/>
-    <w:lsdException w:name="Medium List 2" w:semiHidden="0" w:uiPriority="66" w:unhideWhenUsed="0"/>
-    <w:lsdException w:name="Medium Grid 1" w:semiHidden="0" w:uiPriority="67" w:unhideWhenUsed="0"/>
-    <w:lsdException w:name="Medium Grid 2" w:semiHidden="0" w:uiPriority="68" w:unhideWhenUsed="0"/>
-    <w:lsdException w:name="Medium Grid 3" w:semiHidden="0" w:uiPriority="69" w:unhideWhenUsed="0"/>
-    <w:lsdException w:name="Dark List" w:semiHidden="0" w:uiPriority="70" w:unhideWhenUsed="0"/>
-    <w:lsdException w:name="Colorful Shading" w:semiHidden="0" w:uiPriority="71" w:unhideWhenUsed="0"/>
-    <w:lsdException w:name="Colorful List" w:semiHidden="0" w:uiPriority="72" w:unhideWhenUsed="0"/>
-    <w:lsdException w:name="Colorful Grid" w:semiHidden="0" w:uiPriority="73" w:unhideWhenUsed="0"/>
-    <w:lsdException w:name="Light Shading Accent 1" w:semiHidden="0" w:uiPriority="60" w:unhideWhenUsed="0"/>
-    <w:lsdException w:name="Light List Accent 1" w:semiHidden="0" w:uiPriority="61" w:unhideWhenUsed="0"/>
-    <w:lsdException w:name="Light Grid Accent 1" w:semiHidden="0" w:uiPriority="62" w:unhideWhenUsed="0"/>
-    <w:lsdException w:name="Medium Shading 1 Accent 1" w:semiHidden="0" w:uiPriority="63" w:unhideWhenUsed="0"/>
-    <w:lsdException w:name="Medium Shading 2 Accent 1" w:semiHidden="0" w:uiPriority="64" w:unhideWhenUsed="0"/>
-    <w:lsdException w:name="Medium List 1 Accent 1" w:semiHidden="0" w:uiPriority="65" w:unhideWhenUsed="0"/>
-    <w:lsdException w:name="Revision" w:unhideWhenUsed="0"/>
-    <w:lsdException w:name="List Paragraph" w:semiHidden="0" w:uiPriority="34" w:unhideWhenUsed="0" w:qFormat="1"/>
-    <w:lsdException w:name="Quote" w:semiHidden="0" w:uiPriority="29" w:unhideWhenUsed="0" w:qFormat="1"/>
-    <w:lsdException w:name="Intense Quote" w:semiHidden="0" w:uiPriority="30" w:unhideWhenUsed="0" w:qFormat="1"/>
-    <w:lsdException w:name="Medium List 2 Accent 1" w:semiHidden="0" w:uiPriority="66" w:unhideWhenUsed="0"/>
-    <w:lsdException w:name="Medium Grid 1 Accent 1" w:semiHidden="0" w:uiPriority="67" w:unhideWhenUsed="0"/>
-    <w:lsdException w:name="Medium Grid 2 Accent 1" w:semiHidden="0" w:uiPriority="68" w:unhideWhenUsed="0"/>
-    <w:lsdException w:name="Medium Grid 3 Accent 1" w:semiHidden="0" w:uiPriority="69" w:unhideWhenUsed="0"/>
-    <w:lsdException w:name="Dark List Accent 1" w:semiHidden="0" w:uiPriority="70" w:unhideWhenUsed="0"/>
-    <w:lsdException w:name="Colorful Shading Accent 1" w:semiHidden="0" w:uiPriority="71" w:unhideWhenUsed="0"/>
-    <w:lsdException w:name="Colorful List Accent 1" w:semiHidden="0" w:uiPriority="72" w:unhideWhenUsed="0"/>
-    <w:lsdException w:name="Colorful Grid Accent 1" w:semiHidden="0" w:uiPriority="73" w:unhideWhenUsed="0"/>
-    <w:lsdException w:name="Light Shading Accent 2" w:semiHidden="0" w:uiPriority="60" w:unhideWhenUsed="0"/>
-    <w:lsdException w:name="Light List Accent 2" w:semiHidden="0" w:uiPriority="61" w:unhideWhenUsed="0"/>
-    <w:lsdException w:name="Light Grid Accent 2" w:semiHidden="0" w:uiPriority="62" w:unhideWhenUsed="0"/>
-    <w:lsdException w:name="Medium Shading 1 Accent 2" w:semiHidden="0" w:uiPriority="63" w:unhideWhenUsed="0"/>
-    <w:lsdException w:name="Medium Shading 2 Accent 2" w:semiHidden="0" w:uiPriority="64" w:unhideWhenUsed="0"/>
-    <w:lsdException w:name="Medium List 1 Accent 2" w:semiHidden="0" w:uiPriority="65" w:unhideWhenUsed="0"/>
-    <w:lsdException w:name="Medium List 2 Accent 2" w:semiHidden="0" w:uiPriority="66" w:unhideWhenUsed="0"/>
-    <w:lsdException w:name="Medium Grid 1 Accent 2" w:semiHidden="0" w:uiPriority="67" w:unhideWhenUsed="0"/>
-    <w:lsdException w:name="Medium Grid 2 Accent 2" w:semiHidden="0" w:uiPriority="68" w:unhideWhenUsed="0"/>
-    <w:lsdException w:name="Medium Grid 3 Accent 2" w:semiHidden="0" w:uiPriority="69" w:unhideWhenUsed="0"/>
-    <w:lsdException w:name="Dark List Accent 2" w:semiHidden="0" w:uiPriority="70" w:unhideWhenUsed="0"/>
-    <w:lsdException w:name="Colorful Shading Accent 2" w:semiHidden="0" w:uiPriority="71" w:unhideWhenUsed="0"/>
-    <w:lsdException w:name="Colorful List Accent 2" w:semiHidden="0" w:uiPriority="72" w:unhideWhenUsed="0"/>
-    <w:lsdException w:name="Colorful Grid Accent 2" w:semiHidden="0" w:uiPriority="73" w:unhideWhenUsed="0"/>
-    <w:lsdException w:name="Light Shading Accent 3" w:semiHidden="0" w:uiPriority="60" w:unhideWhenUsed="0"/>
-    <w:lsdException w:name="Light List Accent 3" w:semiHidden="0" w:uiPriority="61" w:unhideWhenUsed="0"/>
-    <w:lsdException w:name="Light Grid Accent 3" w:semiHidden="0" w:uiPriority="62" w:unhideWhenUsed="0"/>
-    <w:lsdException w:name="Medium Shading 1 Accent 3" w:semiHidden="0" w:uiPriority="63" w:unhideWhenUsed="0"/>
-    <w:lsdException w:name="Medium Shading 2 Accent 3" w:semiHidden="0" w:uiPriority="64" w:unhideWhenUsed="0"/>
-    <w:lsdException w:name="Medium List 1 Accent 3" w:semiHidden="0" w:uiPriority="65" w:unhideWhenUsed="0"/>
-    <w:lsdException w:name="Medium List 2 Accent 3" w:semiHidden="0" w:uiPriority="66" w:unhideWhenUsed="0"/>
-    <w:lsdException w:name="Medium Grid 1 Accent 3" w:semiHidden="0" w:uiPriority="67" w:unhideWhenUsed="0"/>
-    <w:lsdException w:name="Medium Grid 2 Accent 3" w:semiHidden="0" w:uiPriority="68" w:unhideWhenUsed="0"/>
-    <w:lsdException w:name="Medium Grid 3 Accent 3" w:semiHidden="0" w:uiPriority="69" w:unhideWhenUsed="0"/>
-    <w:lsdException w:name="Dark List Accent 3" w:semiHidden="0" w:uiPriority="70" w:unhideWhenUsed="0"/>
-    <w:lsdException w:name="Colorful Shading Accent 3" w:semiHidden="0" w:uiPriority="71" w:unhideWhenUsed="0"/>
-    <w:lsdException w:name="Colorful List Accent 3" w:semiHidden="0" w:uiPriority="72" w:unhideWhenUsed="0"/>
-    <w:lsdException w:name="Colorful Grid Accent 3" w:semiHidden="0" w:uiPriority="73" w:unhideWhenUsed="0"/>
-    <w:lsdException w:name="Light Shading Accent 4" w:semiHidden="0" w:uiPriority="60" w:unhideWhenUsed="0"/>
-    <w:lsdException w:name="Light List Accent 4" w:semiHidden="0" w:uiPriority="61" w:unhideWhenUsed="0"/>
-    <w:lsdException w:name="Light Grid Accent 4" w:semiHidden="0" w:uiPriority="62" w:unhideWhenUsed="0"/>
-    <w:lsdException w:name="Medium Shading 1 Accent 4" w:semiHidden="0" w:uiPriority="63" w:unhideWhenUsed="0"/>
-    <w:lsdException w:name="Medium Shading 2 Accent 4" w:semiHidden="0" w:uiPriority="64" w:unhideWhenUsed="0"/>
-    <w:lsdException w:name="Medium List 1 Accent 4" w:semiHidden="0" w:uiPriority="65" w:unhideWhenUsed="0"/>
-    <w:lsdException w:name="Medium List 2 Accent 4" w:semiHidden="0" w:uiPriority="66" w:unhideWhenUsed="0"/>
-    <w:lsdException w:name="Medium Grid 1 Accent 4" w:semiHidden="0" w:uiPriority="67" w:unhideWhenUsed="0"/>
-    <w:lsdException w:name="Medium Grid 2 Accent 4" w:semiHidden="0" w:uiPriority="68" w:unhideWhenUsed="0"/>
-    <w:lsdException w:name="Medium Grid 3 Accent 4" w:semiHidden="0" w:uiPriority="69" w:unhideWhenUsed="0"/>
-    <w:lsdException w:name="Dark List Accent 4" w:semiHidden="0" w:uiPriority="70" w:unhideWhenUsed="0"/>
-    <w:lsdException w:name="Colorful Shading Accent 4" w:semiHidden="0" w:uiPriority="71" w:unhideWhenUsed="0"/>
-    <w:lsdException w:name="Colorful List Accent 4" w:semiHidden="0" w:uiPriority="72" w:unhideWhenUsed="0"/>
-    <w:lsdException w:name="Colorful Grid Accent 4" w:semiHidden="0" w:uiPriority="73" w:unhideWhenUsed="0"/>
-    <w:lsdException w:name="Light Shading Accent 5" w:semiHidden="0" w:uiPriority="60" w:unhideWhenUsed="0"/>
-    <w:lsdException w:name="Light List Accent 5" w:semiHidden="0" w:uiPriority="61" w:unhideWhenUsed="0"/>
-    <w:lsdException w:name="Light Grid Accent 5" w:semiHidden="0" w:uiPriority="62" w:unhideWhenUsed="0"/>
-    <w:lsdException w:name="Medium Shading 1 Accent 5" w:semiHidden="0" w:uiPriority="63" w:unhideWhenUsed="0"/>
-    <w:lsdException w:name="Medium Shading 2 Accent 5" w:semiHidden="0" w:uiPriority="64" w:unhideWhenUsed="0"/>
-    <w:lsdException w:name="Medium List 1 Accent 5" w:semiHidden="0" w:uiPriority="65" w:unhideWhenUsed="0"/>
-    <w:lsdException w:name="Medium List 2 Accent 5" w:semiHidden="0" w:uiPriority="66" w:unhideWhenUsed="0"/>
-    <w:lsdException w:name="Medium Grid 1 Accent 5" w:semiHidden="0" w:uiPriority="67" w:unhideWhenUsed="0"/>
-    <w:lsdException w:name="Medium Grid 2 Accent 5" w:semiHidden="0" w:uiPriority="68" w:unhideWhenUsed="0"/>
-    <w:lsdException w:name="Medium Grid 3 Accent 5" w:semiHidden="0" w:uiPriority="69" w:unhideWhenUsed="0"/>
-    <w:lsdException w:name="Dark List Accent 5" w:semiHidden="0" w:uiPriority="70" w:unhideWhenUsed="0"/>
-    <w:lsdException w:name="Colorful Shading Accent 5" w:semiHidden="0" w:uiPriority="71" w:unhideWhenUsed="0"/>
-    <w:lsdException w:name="Colorful List Accent 5" w:semiHidden="0" w:uiPriority="72" w:unhideWhenUsed="0"/>
-    <w:lsdException w:name="Colorful Grid Accent 5" w:semiHidden="0" w:uiPriority="73" w:unhideWhenUsed="0"/>
-    <w:lsdException w:name="Light Shading Accent 6" w:semiHidden="0" w:uiPriority="60" w:unhideWhenUsed="0"/>
-    <w:lsdException w:name="Light List Accent 6" w:semiHidden="0" w:uiPriority="61" w:unhideWhenUsed="0"/>
-    <w:lsdException w:name="Light Grid Accent 6" w:semiHidden="0" w:uiPriority="62" w:unhideWhenUsed="0"/>
-    <w:lsdException w:name="Medium Shading 1 Accent 6" w:semiHidden="0" w:uiPriority="63" w:unhideWhenUsed="0"/>
-    <w:lsdException w:name="Medium Shading 2 Accent 6" w:semiHidden="0" w:uiPriority="64" w:unhideWhenUsed="0"/>
-    <w:lsdException w:name="Medium List 1 Accent 6" w:semiHidden="0" w:uiPriority="65" w:unhideWhenUsed="0"/>
-    <w:lsdException w:name="Medium List 2 Accent 6" w:semiHidden="0" w:uiPriority="66" w:unhideWhenUsed="0"/>
-    <w:lsdException w:name="Medium Grid 1 Accent 6" w:semiHidden="0" w:uiPriority="67" w:unhideWhenUsed="0"/>
-    <w:lsdException w:name="Medium Grid 2 Accent 6" w:semiHidden="0" w:uiPriority="68" w:unhideWhenUsed="0"/>
-    <w:lsdException w:name="Medium Grid 3 Accent 6" w:semiHidden="0" w:uiPriority="69" w:unhideWhenUsed="0"/>
-    <w:lsdException w:name="Dark List Accent 6" w:semiHidden="0" w:uiPriority="70" w:unhideWhenUsed="0"/>
-    <w:lsdException w:name="Colorful Shading Accent 6" w:semiHidden="0" w:uiPriority="71" w:unhideWhenUsed="0"/>
-    <w:lsdException w:name="Colorful List Accent 6" w:semiHidden="0" w:uiPriority="72" w:unhideWhenUsed="0"/>
-    <w:lsdException w:name="Colorful Grid Accent 6" w:semiHidden="0" w:uiPriority="73" w:unhideWhenUsed="0"/>
-    <w:lsdException w:name="Subtle Emphasis" w:semiHidden="0" w:uiPriority="19" w:unhideWhenUsed="0" w:qFormat="1"/>
-    <w:lsdException w:name="Intense Emphasis" w:semiHidden="0" w:uiPriority="21" w:unhideWhenUsed="0" w:qFormat="1"/>
-    <w:lsdException w:name="Subtle Reference" w:semiHidden="0" w:uiPriority="31" w:unhideWhenUsed="0" w:qFormat="1"/>
-    <w:lsdException w:name="Intense Reference" w:semiHidden="0" w:uiPriority="32" w:unhideWhenUsed="0" w:qFormat="1"/>
-    <w:lsdException w:name="Book Title" w:semiHidden="0" w:uiPriority="33" w:unhideWhenUsed="0" w:qFormat="1"/>
-    <w:lsdException w:name="Bibliography" w:uiPriority="37"/>
-    <w:lsdException w:name="TOC Heading" w:uiPriority="39" w:qFormat="1"/>
-  </w:latentStyles>
-  <w:style w:type="paragraph" w:default="1" w:styleId="a">
-    <w:name w:val="Normal"/>
-    <w:qFormat/>
-    <w:rsid w:val="00703887"/>
-    <w:pPr>
-      <w:ind w:firstLine="709"/>
-      <w:jc w:val="both"/>
-    </w:pPr>
-    <w:rPr>
-      <w:rFonts w:ascii="Times New Roman" w:hAnsi="Times New Roman" w:cs="Times New Roman"/>
-      <w:sz w:val="28"/>
-      <w:szCs w:val="28"/>
-    </w:rPr>
-  </w:style>
-  <w:style w:type="paragraph" w:styleId="1">
-    <w:name w:val="heading 1"/>
-    <w:basedOn w:val="a"/>
-    <w:next w:val="a"/>
-    <w:link w:val="10"/>
-    <w:uiPriority w:val="9"/>
-    <w:qFormat/>
-    <w:rsid w:val="00703887"/>
-    <w:pPr>
-      <w:keepNext/>
-      <w:keepLines/>
-      <w:spacing w:before="240"/>
-      <w:ind w:firstLine="0"/>
-      <w:jc w:val="center"/>
-      <w:outlineLvl w:val="0"/>
-    </w:pPr>
-    <w:rPr>
-      <w:rFonts w:eastAsiaTheme="majorEastAsia"/>
-      <w:i/>
-      <w:iCs/>
-      <w:color w:val="000000" w:themeColor="text1"/>
-      <w:sz w:val="32"/>
-      <w:szCs w:val="32"/>
-    </w:rPr>
-  </w:style>
-  <w:style w:type="character" w:default="1" w:styleId="a0">
-    <w:name w:val="Default Paragraph Font"/>
-    <w:uiPriority w:val="1"/>
-    <w:semiHidden/>
-    <w:unhideWhenUsed/>
-  </w:style>
-  <w:style w:type="table" w:default="1" w:styleId="a1">
-    <w:name w:val="Normal Table"/>
-    <w:uiPriority w:val="99"/>
-    <w:semiHidden/>
-    <w:unhideWhenUsed/>
-    <w:tblPr>
-      <w:tblInd w:w="0" w:type="dxa"/>
-      <w:tblCellMar>
-        <w:top w:w="0" w:type="dxa"/>
-        <w:left w:w="108" w:type="dxa"/>
-        <w:bottom w:w="0" w:type="dxa"/>
-        <w:right w:w="108" w:type="dxa"/>
-      </w:tblCellMar>
-    </w:tblPr>
-  </w:style>
-  <w:style w:type="numbering" w:default="1" w:styleId="a2">
-    <w:name w:val="No List"/>
-    <w:uiPriority w:val="99"/>
-    <w:semiHidden/>
-    <w:unhideWhenUsed/>
-  </w:style>
-  <w:style w:type="paragraph" w:styleId="a3">
-    <w:name w:val="Normal (Web)"/>
-    <w:basedOn w:val="a"/>
-    <w:uiPriority w:val="99"/>
-    <w:unhideWhenUsed/>
-    <w:rsid w:val="00703887"/>
-    <w:pPr>
-      <w:spacing w:before="100" w:beforeAutospacing="1" w:after="100" w:afterAutospacing="1"/>
-    </w:pPr>
-    <w:rPr>
-      <w:rFonts w:eastAsia="Times New Roman"/>
-    </w:rPr>
-  </w:style>
-  <w:style w:type="paragraph" w:styleId="a4">
-    <w:name w:val="Title"/>
-    <w:basedOn w:val="a"/>
-    <w:next w:val="a"/>
-    <w:link w:val="a5"/>
-    <w:uiPriority w:val="10"/>
-    <w:qFormat/>
-    <w:rsid w:val="00703887"/>
-    <w:pPr>
-      <w:contextualSpacing/>
-    </w:pPr>
-    <w:rPr>
-      <w:rFonts w:asciiTheme="majorHAnsi" w:eastAsiaTheme="majorEastAsia" w:hAnsiTheme="majorHAnsi" w:cstheme="majorBidi"/>
-      <w:spacing w:val="-10"/>
-      <w:kern w:val="28"/>
-      <w:sz w:val="56"/>
-      <w:szCs w:val="56"/>
-    </w:rPr>
-  </w:style>
-  <w:style w:type="character" w:customStyle="1" w:styleId="a5">
-    <w:name w:val="Название Знак"/>
-    <w:basedOn w:val="a0"/>
-    <w:link w:val="a4"/>
-    <w:uiPriority w:val="10"/>
-    <w:rsid w:val="00703887"/>
-    <w:rPr>
-      <w:rFonts w:asciiTheme="majorHAnsi" w:eastAsiaTheme="majorEastAsia" w:hAnsiTheme="majorHAnsi" w:cstheme="majorBidi"/>
-      <w:spacing w:val="-10"/>
-      <w:kern w:val="28"/>
-      <w:sz w:val="56"/>
-      <w:szCs w:val="56"/>
-    </w:rPr>
-  </w:style>
-  <w:style w:type="character" w:customStyle="1" w:styleId="10">
-    <w:name w:val="Заголовок 1 Знак"/>
-    <w:basedOn w:val="a0"/>
-    <w:link w:val="1"/>
-    <w:uiPriority w:val="9"/>
-    <w:rsid w:val="00703887"/>
-    <w:rPr>
-      <w:rFonts w:ascii="Times New Roman" w:eastAsiaTheme="majorEastAsia" w:hAnsi="Times New Roman" w:cs="Times New Roman"/>
-      <w:i/>
-      <w:iCs/>
-      <w:color w:val="000000" w:themeColor="text1"/>
-      <w:sz w:val="32"/>
-      <w:szCs w:val="32"/>
-    </w:rPr>
-  </w:style>
-  <w:style w:type="table" w:styleId="a6">
-    <w:name w:val="Table Grid"/>
-    <w:basedOn w:val="a1"/>
-    <w:uiPriority w:val="39"/>
-    <w:rsid w:val="00703887"/>
-    <w:tblPr>
-      <w:tblInd w:w="0" w:type="dxa"/>
-      <w:tblBorders>
-        <w:top w:val="single" w:sz="4" w:space="0" w:color="auto"/>
-        <w:left w:val="single" w:sz="4" w:space="0" w:color="auto"/>
-        <w:bottom w:val="single" w:sz="4" w:space="0" w:color="auto"/>
-        <w:right w:val="single" w:sz="4" w:space="0" w:color="auto"/>
-        <w:insideH w:val="single" w:sz="4" w:space="0" w:color="auto"/>
-        <w:insideV w:val="single" w:sz="4" w:space="0" w:color="auto"/>
-      </w:tblBorders>
-      <w:tblCellMar>
-        <w:top w:w="0" w:type="dxa"/>
-        <w:left w:w="108" w:type="dxa"/>
-        <w:bottom w:w="0" w:type="dxa"/>
-        <w:right w:w="108" w:type="dxa"/>
-      </w:tblCellMar>
-    </w:tblPr>
-  </w:style>
-  <w:style w:type="paragraph" w:styleId="a7">
-    <w:name w:val="header"/>
-    <w:basedOn w:val="a"/>
-    <w:link w:val="a8"/>
-    <w:uiPriority w:val="99"/>
-    <w:unhideWhenUsed/>
-    <w:rsid w:val="00F5322A"/>
-    <w:pPr>
-      <w:tabs>
-        <w:tab w:val="center" w:pos="4680"/>
-        <w:tab w:val="right" w:pos="9360"/>
-      </w:tabs>
-    </w:pPr>
-  </w:style>
-  <w:style w:type="character" w:customStyle="1" w:styleId="a8">
-    <w:name w:val="Верхний колонтитул Знак"/>
-    <w:basedOn w:val="a0"/>
-    <w:link w:val="a7"/>
-    <w:uiPriority w:val="99"/>
-    <w:rsid w:val="00F5322A"/>
-    <w:rPr>
-      <w:rFonts w:ascii="Times New Roman" w:hAnsi="Times New Roman" w:cs="Times New Roman"/>
-      <w:sz w:val="28"/>
-      <w:szCs w:val="28"/>
-    </w:rPr>
-  </w:style>
-  <w:style w:type="paragraph" w:styleId="a9">
-    <w:name w:val="footer"/>
-    <w:basedOn w:val="a"/>
-    <w:link w:val="aa"/>
-    <w:uiPriority w:val="99"/>
-    <w:unhideWhenUsed/>
-    <w:rsid w:val="00F5322A"/>
-    <w:pPr>
-      <w:tabs>
-        <w:tab w:val="center" w:pos="4680"/>
-        <w:tab w:val="right" w:pos="9360"/>
-      </w:tabs>
-    </w:pPr>
-  </w:style>
-  <w:style w:type="character" w:customStyle="1" w:styleId="aa">
-    <w:name w:val="Нижний колонтитул Знак"/>
-    <w:basedOn w:val="a0"/>
-    <w:link w:val="a9"/>
-    <w:uiPriority w:val="99"/>
-    <w:rsid w:val="00F5322A"/>
-    <w:rPr>
-      <w:rFonts w:ascii="Times New Roman" w:hAnsi="Times New Roman" w:cs="Times New Roman"/>
-      <w:sz w:val="28"/>
-      <w:szCs w:val="28"/>
-    </w:rPr>
-  </w:style>
-  <w:style w:type="character" w:styleId="ab">
-    <w:name w:val="page number"/>
-    <w:basedOn w:val="a0"/>
+    <w:basedOn w:val="DefaultParagraphFont"/>
     <w:uiPriority w:val="99"/>
     <w:semiHidden/>
     <w:unhideWhenUsed/>
@@ -2202,7 +2177,7 @@
   <a:extraClrSchemeLst/>
   <a:extLst>
     <a:ext uri="{05A4C25C-085E-4340-85A3-A5531E510DB2}">
-      <thm15:themeFamily xmlns:thm15="http://schemas.microsoft.com/office/thememl/2012/main" xmlns="" name="Office Theme" id="{62F939B6-93AF-4DB8-9C6B-D6C7DFDC589F}" vid="{4A3C46E8-61CC-4603-A589-7422A47A8E4A}"/>
+      <thm15:themeFamily xmlns:thm15="http://schemas.microsoft.com/office/thememl/2012/main" name="Office Theme" id="{62F939B6-93AF-4DB8-9C6B-D6C7DFDC589F}" vid="{4A3C46E8-61CC-4603-A589-7422A47A8E4A}"/>
     </a:ext>
   </a:extLst>
 </a:theme>
